--- a/docs/research/V31_RESEARCH_REPORT.docx
+++ b/docs/research/V31_RESEARCH_REPORT.docx
@@ -7,40 +7,7 @@
         <w:pStyle w:val="Title"/>
       </w:pPr>
       <w:r>
-        <w:t>EFM3 V3.1 研究补丁 — 全历史复盘与 6 条新候选 Track 评估报告（技术报告 V2）</w:t>
-      </w:r>
-    </w:p>
-    <w:p>
-      <w:r>
-        <w:t>&gt; 研究性质：RESEARCH ONLY / 非生产。本轮所有实验</w:t>
-      </w:r>
-      <w:r>
-        <w:rPr>
-          <w:b/>
-        </w:rPr>
-        <w:t>未修改生产主链</w:t>
-      </w:r>
-      <w:r>
-        <w:t>（A05 / final.csv / 生产预测）。</w:t>
-      </w:r>
-    </w:p>
-    <w:p>
-      <w:r>
-        <w:t>&gt; 晋级状态：`promotion_allowed = false`。结论：</w:t>
-      </w:r>
-      <w:r>
-        <w:rPr>
-          <w:b/>
-        </w:rPr>
-        <w:t>NO_SAFE_CANDIDATE_AFTER_FULL_HISTORY_EVALUATION</w:t>
-      </w:r>
-      <w:r>
-        <w:t>。</w:t>
-      </w:r>
-    </w:p>
-    <w:p>
-      <w:r>
-        <w:t>---</w:t>
+        <w:t>EFM3 V3.1-R1 Correctness-Repair Research Report</w:t>
       </w:r>
     </w:p>
     <w:p>
@@ -48,224 +15,36 @@
         <w:pStyle w:val="Heading1"/>
       </w:pPr>
       <w:r>
-        <w:t>0. 文档元信息</w:t>
+        <w:t>EFM3 V3.1-R1 Correctness-Repair Research Report</w:t>
       </w:r>
     </w:p>
     <w:p>
       <w:r>
-        <w:t>- 生成日期：2026-07-16</w:t>
+        <w:rPr>
+          <w:i/>
+        </w:rPr>
+        <w:t>Generated: 2026-07-16  |  Branch: `research/v3.1-model-upgrade`  |  PR #20 status: **DRAFT / RESEARCH ONLY / promotion_allowed=false**</w:t>
       </w:r>
     </w:p>
     <w:p>
       <w:r>
-        <w:t>- 研究分支：`research/ca-failmode-v51`（生产 worktree 只读）</w:t>
+        <w:rPr>
+          <w:i/>
+        </w:rPr>
+        <w:t>## ⚠️ INVALIDATED_BY_V3.1_R1</w:t>
       </w:r>
     </w:p>
     <w:p>
       <w:r>
-        <w:t>- 数据范围：`DATA_AS_OF = 2026-06-19`（全历史，非未来日期）</w:t>
+        <w:t>&gt;</w:t>
       </w:r>
     </w:p>
     <w:p>
       <w:r>
-        <w:t>- 覆盖区间：2022-01-01 → 2026-06-19（1631 天 × 24h = 39135 行）</w:t>
-      </w:r>
-    </w:p>
-    <w:p>
-      <w:r>
-        <w:t>- 评估方式：STRICT_REPLAY_OOS（逐日回放，仅用目标日前可得信息）</w:t>
-      </w:r>
-    </w:p>
-    <w:p>
-      <w:r>
-        <w:t>- 训练环境：conda `epf-2`（CPU-only，本机 GPU 路径不可靠 → 强制 CPU）</w:t>
-      </w:r>
-    </w:p>
-    <w:p>
-      <w:r>
-        <w:t>- 交付物：`data_audit/FH_METRIC_AUDIT.csv`、`FH_NEW_TRACKS_METRIC_AUDIT.csv`、`FH_NEW_TRACKS_ORACLE_AUDIT.md`、`FH_ORACLE_AUDIT.md`、`FULL_HISTORY_CANONICAL_PANEL.parquet`、`tools/research/*.py`</w:t>
-      </w:r>
-    </w:p>
-    <w:p>
-      <w:r>
-        <w:t>---</w:t>
-      </w:r>
-    </w:p>
-    <w:p>
-      <w:pPr>
-        <w:pStyle w:val="Heading1"/>
-      </w:pPr>
-      <w:r>
-        <w:t>1. 摘要（Executive Summary）</w:t>
-      </w:r>
-    </w:p>
-    <w:p>
-      <w:r>
-        <w:t>本补丁完成四项目标中的前三项（数据发现、指标/Oracle 修复、6 条新候选并行开发），并对第四项（安全 GitHub Draft PR）给出结论。</w:t>
-      </w:r>
-    </w:p>
-    <w:p>
-      <w:r/>
-      <w:r>
         <w:rPr>
-          <w:b/>
+          <w:i/>
         </w:rPr>
-        <w:t>三大关键修正 / 发现：</w:t>
-      </w:r>
-      <w:r/>
-    </w:p>
-    <w:p>
-      <w:r>
-        <w:t xml:space="preserve">1. </w:t>
-      </w:r>
-      <w:r>
-        <w:rPr>
-          <w:b/>
-        </w:rPr>
-        <w:t>数据发现推翻旧结论</w:t>
-      </w:r>
-      <w:r>
-        <w:t>：`deep_model_for_electricity/data/preprocessed_data.csv` 含 2022-01-01→2026-06-19 全历史（39135 行，含 `da_price`/`rt_price` 实际 + 全外生）。此前 `CURRENT_STATE.yaml` 声称"无 2022-2025 历史"为</w:t>
-      </w:r>
-      <w:r>
-        <w:rPr>
-          <w:b/>
-        </w:rPr>
-        <w:t>错误</w:t>
-      </w:r>
-      <w:r>
-        <w:t>，已纠正。</w:t>
-      </w:r>
-    </w:p>
-    <w:p>
-      <w:r>
-        <w:t xml:space="preserve">2. </w:t>
-      </w:r>
-      <w:r>
-        <w:rPr>
-          <w:b/>
-        </w:rPr>
-        <w:t>严重泄漏纠正（推翻 V5.4 旧 Oracle "胜利"）</w:t>
-      </w:r>
-      <w:r>
-        <w:t>：旧 `full_history_replay.py` 以 `da_actual` 作 DD baseline（目标日泄漏），且 Oracle 把 DD 纳入候选 → 旧 FH Oracle=163.88 的"胜利"是</w:t>
-      </w:r>
-      <w:r>
-        <w:rPr>
-          <w:b/>
-        </w:rPr>
-        <w:t>选了泄漏列</w:t>
-      </w:r>
-      <w:r>
-        <w:t>，并非模型有效。本次彻底修复：DD 改用合法 `legal_oos_da_prediction`（0% 缺失、与 `rt_actual` 相关 0.841），Oracle 严格"仅选择、不改写"。</w:t>
-      </w:r>
-    </w:p>
-    <w:p>
-      <w:r>
-        <w:t xml:space="preserve">3. </w:t>
-      </w:r>
-      <w:r>
-        <w:rPr>
-          <w:b/>
-        </w:rPr>
-        <w:t>诚实负向结论</w:t>
-      </w:r>
-      <w:r>
-        <w:t>：在合法特征下，6 条新候选 Track（A–F）</w:t>
-      </w:r>
-      <w:r>
-        <w:rPr>
-          <w:b/>
-        </w:rPr>
-        <w:t>全部输给朴素 DA 代理基线（DD）</w:t>
-      </w:r>
-      <w:r>
-        <w:t>，未展现尾部风险改善。合法 Oracle（仅选择）= 41.39% plain / 145.71% floor50，仍 DD 主导且 per-hour 选择不可实现。</w:t>
-      </w:r>
-    </w:p>
-    <w:p>
-      <w:r/>
-      <w:r>
-        <w:rPr>
-          <w:b/>
-        </w:rPr>
-        <w:t>结论</w:t>
-      </w:r>
-      <w:r>
-        <w:t>：本次研究</w:t>
-      </w:r>
-      <w:r>
-        <w:rPr>
-          <w:b/>
-        </w:rPr>
-        <w:t>未找到可晋级候选</w:t>
-      </w:r>
-      <w:r>
-        <w:t>。生产 A05（≈21–24% plain，近期 231 天验收）仍远优于这些单弱模型在硬全历史上的压力测试结果。旧 V5.4 "Oracle 天花板→pool 不足"的论断在去除泄漏后依然成立（甚至更明确：新模型也打不过 DD）。</w:t>
-      </w:r>
-    </w:p>
-    <w:p>
-      <w:r>
-        <w:t>---</w:t>
-      </w:r>
-    </w:p>
-    <w:p>
-      <w:pPr>
-        <w:pStyle w:val="Heading1"/>
-      </w:pPr>
-      <w:r>
-        <w:t>2. 数据发现（目标①）</w:t>
-      </w:r>
-    </w:p>
-    <w:p>
-      <w:r>
-        <w:t>扫描 10 个根目录 9177 个文件，关键产物：</w:t>
-      </w:r>
-    </w:p>
-    <w:p>
-      <w:r>
-        <w:t>- `HISTORICAL_DATA_INVENTORY.csv`（2.1MB）、`HISTORICAL_DATA_COVERAGE.csv`（954KB）、`HISTORICAL_DATA_VERDICT.json` = `PRE_2025_HISTORY_FOUND: true`</w:t>
-      </w:r>
-    </w:p>
-    <w:p>
-      <w:r>
-        <w:t xml:space="preserve">- </w:t>
-      </w:r>
-      <w:r>
-        <w:rPr>
-          <w:b/>
-        </w:rPr>
-        <w:t>金矿文件</w:t>
-      </w:r>
-      <w:r>
-        <w:t>：`deep_model_for_electricity/data/preprocessed_data.csv`</w:t>
-      </w:r>
-    </w:p>
-    <w:p>
-      <w:r>
-        <w:t xml:space="preserve">  - 列：`da_price`(DA 实际)、`rt_price`(RT 实际)、全外生（load/wind/solar/nuclear/bidding_space/net_load 的 forecast 与 actual）</w:t>
-      </w:r>
-    </w:p>
-    <w:p>
-      <w:r>
-        <w:t xml:space="preserve">  - 覆盖：2022-01-01 → 2026-06-19，1631 天 × 24h = 39135 行</w:t>
-      </w:r>
-    </w:p>
-    <w:p>
-      <w:r>
-        <w:t>- 辅助源：`electricity_forecast_model2.0_exp/.../spike_training_dataset.csv`（2022-01-01→2026-06-21）；`efm3.0/.local_artifacts/p15_cfg05/cfg05_full_features.csv`（2022-01-01→2026-07-01）</w:t>
-      </w:r>
-    </w:p>
-    <w:p>
-      <w:r/>
-      <w:r>
-        <w:rPr>
-          <w:b/>
-        </w:rPr>
-        <w:t>修正</w:t>
-      </w:r>
-      <w:r>
-        <w:t>：`research_memory/CURRENT_STATE.yaml` 第 65/88 行"无 2022-2025 历史"错误已纠正为"全历史存在，但为单弱模型压力面板，非生产级"。</w:t>
+        <w:t>The prior PR #20 headline metrics — **DD plain sMAPE 64.84**, **legal-oracle plain 41.39 / floor50 145.71**, and the **A–F candidate ranking** — are **INVALIDATED**. They were produced by a replay that contained 8 defects (target-day DA leakage, business-day mapping error, metric-formula errors, Track D/F/C leakage &amp; index errors, evaluation support inconsistency, and missing contract tests). All 8 are fixed in V3.1-R1. The figures below are from the **corrected** full 2022–2026 rolling-origin replay.</w:t>
       </w:r>
     </w:p>
     <w:p>
@@ -273,35 +52,17 @@
         <w:pStyle w:val="Heading2"/>
       </w:pPr>
       <w:r>
-        <w:t>2.1 规范面板</w:t>
+        <w:t>1. Scope &amp; Decision (Forecast Availability Contract)</w:t>
       </w:r>
     </w:p>
     <w:p>
       <w:r>
-        <w:t>`tools/research/build_full_history_panel.py` 构建 `FULL_HISTORY_CANONICAL_PANEL.parquet`：</w:t>
+        <w:t>This patch predicts **Real-Time (RT) prices**. The production RT circuit issues the RT forecast for day D *before* day D's DA clearing price is published (confirmed by the leak-free production number RT ≈ 27.4%). Therefore **the target-day DA clearing price is NOT visible at RT prediction time**.</w:t>
       </w:r>
     </w:p>
     <w:p>
       <w:r>
-        <w:t>- 区间 2022-01-02 → 2026-06-19，39135 行，0 缺失 / 0 重复</w:t>
-      </w:r>
-    </w:p>
-    <w:p>
-      <w:r>
-        <w:t>- 含：`da_actual`、`rt_actual`、各 `*_forecast`/`*_actual` 外生、`legal_oos_da_prediction`（OOS 合法 DA 代理）、`business_day`、`hour_business`、`times`</w:t>
-      </w:r>
-    </w:p>
-    <w:p>
-      <w:r>
-        <w:t>---</w:t>
-      </w:r>
-    </w:p>
-    <w:p>
-      <w:pPr>
-        <w:pStyle w:val="Heading1"/>
-      </w:pPr>
-      <w:r>
-        <w:t>3. 方法论（目标②：指标 / Oracle 修复）</w:t>
+        <w:t>Consequence: `legal_oos_da_prediction` in V3.1 was a literal copy of `da_actual` (target-day leakage, defect #1) and is **removed**. The only legal DA proxy is `da_oos_pred`, output of a genuine **rolling-origin day-ahead model** trained on PAST `da_actual` only. `da_actual` is an ACTUAL, never renamed into a prediction.</w:t>
       </w:r>
     </w:p>
     <w:p>
@@ -309,99 +70,7 @@
         <w:pStyle w:val="Heading2"/>
       </w:pPr>
       <w:r>
-        <w:t>3.1 评估协议</w:t>
-      </w:r>
-    </w:p>
-    <w:p>
-      <w:r>
-        <w:t xml:space="preserve">- </w:t>
-      </w:r>
-      <w:r>
-        <w:rPr>
-          <w:b/>
-        </w:rPr>
-        <w:t>STRICT_REPLAY_OOS</w:t>
-      </w:r>
-      <w:r>
-        <w:t>：逐日滚动回放，每个目标日仅用其之前的信息训练，预测次日 24h RT。</w:t>
-      </w:r>
-    </w:p>
-    <w:p>
-      <w:r>
-        <w:t>- 窗口：`WINDOWS = [180, 365, 730, None(=expanding)]`；主体结论采用 `expanding`（数据最多、最稳）。</w:t>
-      </w:r>
-    </w:p>
-    <w:p>
-      <w:r>
-        <w:t>- 指标：</w:t>
-      </w:r>
-      <w:r>
-        <w:rPr>
-          <w:b/>
-        </w:rPr>
-        <w:t>plain sMAPE</w:t>
-      </w:r>
-      <w:r>
-        <w:t>、</w:t>
-      </w:r>
-      <w:r>
-        <w:rPr>
-          <w:b/>
-        </w:rPr>
-        <w:t>sMAPE_floor50</w:t>
-      </w:r>
-      <w:r>
-        <w:t>（分母/分子裁剪到 50，尾部加权，用于尾部风险）、MAE、RMSE、bucket 1-8/9-16/9-12/13-16、h9_16、negMAE、negSA、ramp、maxDeg、P90/P95/P99、daily_win_rate_vs_DD。</w:t>
-      </w:r>
-    </w:p>
-    <w:p>
-      <w:pPr>
-        <w:pStyle w:val="Heading2"/>
-      </w:pPr>
-      <w:r>
-        <w:t>3.2 Oracle 合法性不变量（修复后）</w:t>
-      </w:r>
-    </w:p>
-    <w:p>
-      <w:r>
-        <w:t xml:space="preserve">Oracle 逐 `(business_day, hour_business)` 从候选中选 </w:t>
-      </w:r>
-      <w:r>
-        <w:rPr>
-          <w:b/>
-        </w:rPr>
-        <w:t>per-row sMAPE_floor50 最小者</w:t>
-      </w:r>
-      <w:r>
-        <w:t>：</w:t>
-      </w:r>
-    </w:p>
-    <w:p>
-      <w:r>
-        <w:t>1. oracle 值 == 某候选值（逐字取，非 actual 改写）→ PASS</w:t>
-      </w:r>
-    </w:p>
-    <w:p>
-      <w:r>
-        <w:t>2. oracle 行数 == 候选行数 → PASS</w:t>
-      </w:r>
-    </w:p>
-    <w:p>
-      <w:r>
-        <w:t>3. `rt_actual` hash 不变 → PASS</w:t>
-      </w:r>
-    </w:p>
-    <w:p>
-      <w:r>
-        <w:t>4. oracle overall ≤ 最佳候选 overall → PASS</w:t>
-      </w:r>
-    </w:p>
-    <w:p>
-      <w:pPr>
-        <w:pStyle w:val="Heading2"/>
-      </w:pPr>
-      <w:r>
-        <w:t>3.3 泄漏修复（关键）</w:t>
+        <w:t>2. The 8 Defects Fixed (V3.1 → V3.1-R1)</w:t>
       </w:r>
     </w:p>
     <w:tbl>
@@ -421,13 +90,8 @@
             <w:tcW w:type="dxa" w:w="2880"/>
           </w:tcPr>
           <w:p>
-            <w:r/>
             <w:r>
-              <w:rPr>
-                <w:b/>
-                <w:sz w:val="17"/>
-              </w:rPr>
-              <w:t>旧实现</w:t>
+              <w:t>#</w:t>
             </w:r>
           </w:p>
         </w:tc>
@@ -436,13 +100,8 @@
             <w:tcW w:type="dxa" w:w="2880"/>
           </w:tcPr>
           <w:p>
-            <w:r/>
             <w:r>
-              <w:rPr>
-                <w:b/>
-                <w:sz w:val="17"/>
-              </w:rPr>
-              <w:t>新实现</w:t>
+              <w:t>Defect</w:t>
             </w:r>
           </w:p>
         </w:tc>
@@ -451,29 +110,32 @@
             <w:tcW w:type="dxa" w:w="2880"/>
           </w:tcPr>
           <w:p>
-            <w:r/>
             <w:r>
-              <w:rPr>
-                <w:b/>
-                <w:sz w:val="17"/>
-              </w:rPr>
-              <w:t>后果</w:t>
+              <w:t>V3.1-R1 fix</w:t>
             </w:r>
           </w:p>
         </w:tc>
       </w:tr>
+    </w:tbl>
+    <w:tbl>
+      <w:tblPr>
+        <w:tblStyle w:val="LightGrid-Accent1"/>
+        <w:tblW w:type="auto" w:w="0"/>
+        <w:tblLook w:firstColumn="1" w:firstRow="1" w:lastColumn="0" w:lastRow="0" w:noHBand="0" w:noVBand="1" w:val="04A0"/>
+      </w:tblPr>
+      <w:tblGrid>
+        <w:gridCol w:w="2880"/>
+        <w:gridCol w:w="2880"/>
+        <w:gridCol w:w="2880"/>
+      </w:tblGrid>
       <w:tr>
         <w:tc>
           <w:tcPr>
             <w:tcW w:type="dxa" w:w="2880"/>
           </w:tcPr>
           <w:p>
-            <w:r/>
             <w:r>
-              <w:rPr>
-                <w:sz w:val="17"/>
-              </w:rPr>
-              <w:t>DD = `dfv['da_actual']`（目标日泄漏）</w:t>
+              <w:t>1</w:t>
             </w:r>
           </w:p>
         </w:tc>
@@ -482,12 +144,8 @@
             <w:tcW w:type="dxa" w:w="2880"/>
           </w:tcPr>
           <w:p>
-            <w:r/>
             <w:r>
-              <w:rPr>
-                <w:sz w:val="17"/>
-              </w:rPr>
-              <w:t>DD = `legal_oos_da_prediction`（OOS 合法）</w:t>
+              <w:t>`legal_oos_da_prediction` copied `da_actual`</w:t>
             </w:r>
           </w:p>
         </w:tc>
@@ -496,28 +154,32 @@
             <w:tcW w:type="dxa" w:w="2880"/>
           </w:tcPr>
           <w:p>
-            <w:r/>
             <w:r>
-              <w:rPr>
-                <w:sz w:val="17"/>
-              </w:rPr>
-              <w:t>旧 DD≈actual → Oracle "选"泄漏列 = 假胜利</w:t>
+              <w:t>removed; legal proxy = rolling-origin OOS DA model (`da_oos_pred`)</w:t>
             </w:r>
           </w:p>
         </w:tc>
       </w:tr>
+    </w:tbl>
+    <w:tbl>
+      <w:tblPr>
+        <w:tblStyle w:val="LightGrid-Accent1"/>
+        <w:tblW w:type="auto" w:w="0"/>
+        <w:tblLook w:firstColumn="1" w:firstRow="1" w:lastColumn="0" w:lastRow="0" w:noHBand="0" w:noVBand="1" w:val="04A0"/>
+      </w:tblPr>
+      <w:tblGrid>
+        <w:gridCol w:w="2880"/>
+        <w:gridCol w:w="2880"/>
+        <w:gridCol w:w="2880"/>
+      </w:tblGrid>
       <w:tr>
         <w:tc>
           <w:tcPr>
             <w:tcW w:type="dxa" w:w="2880"/>
           </w:tcPr>
           <w:p>
-            <w:r/>
             <w:r>
-              <w:rPr>
-                <w:sz w:val="17"/>
-              </w:rPr>
-              <w:t>Oracle 含 DD 候选</w:t>
+              <w:t>2</w:t>
             </w:r>
           </w:p>
         </w:tc>
@@ -526,12 +188,8 @@
             <w:tcW w:type="dxa" w:w="2880"/>
           </w:tcPr>
           <w:p>
-            <w:r/>
             <w:r>
-              <w:rPr>
-                <w:sz w:val="17"/>
-              </w:rPr>
-              <w:t>Oracle 仅含合法候选</w:t>
+              <w:t>`business_day = times.date` mapping error</w:t>
             </w:r>
           </w:p>
         </w:tc>
@@ -540,29 +198,323 @@
             <w:tcW w:type="dxa" w:w="2880"/>
           </w:tcPr>
           <w:p>
-            <w:r/>
             <w:r>
-              <w:rPr>
-                <w:sz w:val="17"/>
-              </w:rPr>
-              <w:t>旧 Oracle=163.88 的"胜利"被推翻</w:t>
+              <w:t>reuse `utils.business_day` (D+1 00:00 → business_day D, hour 24)</w:t>
             </w:r>
           </w:p>
         </w:tc>
       </w:tr>
     </w:tbl>
-    <w:p/>
+    <w:tbl>
+      <w:tblPr>
+        <w:tblStyle w:val="LightGrid-Accent1"/>
+        <w:tblW w:type="auto" w:w="0"/>
+        <w:tblLook w:firstColumn="1" w:firstRow="1" w:lastColumn="0" w:lastRow="0" w:noHBand="0" w:noVBand="1" w:val="04A0"/>
+      </w:tblPr>
+      <w:tblGrid>
+        <w:gridCol w:w="2880"/>
+        <w:gridCol w:w="2880"/>
+        <w:gridCol w:w="2880"/>
+      </w:tblGrid>
+      <w:tr>
+        <w:tc>
+          <w:tcPr>
+            <w:tcW w:type="dxa" w:w="2880"/>
+          </w:tcPr>
+          <w:p>
+            <w:r>
+              <w:t>3</w:t>
+            </w:r>
+          </w:p>
+        </w:tc>
+        <w:tc>
+          <w:tcPr>
+            <w:tcW w:type="dxa" w:w="2880"/>
+          </w:tcPr>
+          <w:p>
+            <w:r>
+              <w:t>plain sMAPE / floor50 formula errors</w:t>
+            </w:r>
+          </w:p>
+        </w:tc>
+        <w:tc>
+          <w:tcPr>
+            <w:tcW w:type="dxa" w:w="2880"/>
+          </w:tcPr>
+          <w:p>
+            <w:r>
+              <w:t>single canonical `fusion.metrics.plain_smape` / `smape_floor50`</w:t>
+            </w:r>
+          </w:p>
+        </w:tc>
+      </w:tr>
+    </w:tbl>
+    <w:tbl>
+      <w:tblPr>
+        <w:tblStyle w:val="LightGrid-Accent1"/>
+        <w:tblW w:type="auto" w:w="0"/>
+        <w:tblLook w:firstColumn="1" w:firstRow="1" w:lastColumn="0" w:lastRow="0" w:noHBand="0" w:noVBand="1" w:val="04A0"/>
+      </w:tblPr>
+      <w:tblGrid>
+        <w:gridCol w:w="2880"/>
+        <w:gridCol w:w="2880"/>
+        <w:gridCol w:w="2880"/>
+      </w:tblGrid>
+      <w:tr>
+        <w:tc>
+          <w:tcPr>
+            <w:tcW w:type="dxa" w:w="2880"/>
+          </w:tcPr>
+          <w:p>
+            <w:r>
+              <w:t>4</w:t>
+            </w:r>
+          </w:p>
+        </w:tc>
+        <w:tc>
+          <w:tcPr>
+            <w:tcW w:type="dxa" w:w="2880"/>
+          </w:tcPr>
+          <w:p>
+            <w:r>
+              <w:t>Track D `pd.qcut(full_history)` leakage</w:t>
+            </w:r>
+          </w:p>
+        </w:tc>
+        <w:tc>
+          <w:tcPr>
+            <w:tcW w:type="dxa" w:w="2880"/>
+          </w:tcPr>
+          <w:p>
+            <w:r>
+              <w:t>bins fit per rolling TRAIN window only</w:t>
+            </w:r>
+          </w:p>
+        </w:tc>
+      </w:tr>
+    </w:tbl>
+    <w:tbl>
+      <w:tblPr>
+        <w:tblStyle w:val="LightGrid-Accent1"/>
+        <w:tblW w:type="auto" w:w="0"/>
+        <w:tblLook w:firstColumn="1" w:firstRow="1" w:lastColumn="0" w:lastRow="0" w:noHBand="0" w:noVBand="1" w:val="04A0"/>
+      </w:tblPr>
+      <w:tblGrid>
+        <w:gridCol w:w="2880"/>
+        <w:gridCol w:w="2880"/>
+        <w:gridCol w:w="2880"/>
+      </w:tblGrid>
+      <w:tr>
+        <w:tc>
+          <w:tcPr>
+            <w:tcW w:type="dxa" w:w="2880"/>
+          </w:tcPr>
+          <w:p>
+            <w:r>
+              <w:t>5</w:t>
+            </w:r>
+          </w:p>
+        </w:tc>
+        <w:tc>
+          <w:tcPr>
+            <w:tcW w:type="dxa" w:w="2880"/>
+          </w:tcPr>
+          <w:p>
+            <w:r>
+              <w:t>Track F residual-as-input + train/infer mismatch</w:t>
+            </w:r>
+          </w:p>
+        </w:tc>
+        <w:tc>
+          <w:tcPr>
+            <w:tcW w:type="dxa" w:w="2880"/>
+          </w:tcPr>
+          <w:p>
+            <w:r>
+              <w:t>strict K-fold OOF two-stage (base → residual → final = base+resid)</w:t>
+            </w:r>
+          </w:p>
+        </w:tc>
+      </w:tr>
+    </w:tbl>
+    <w:tbl>
+      <w:tblPr>
+        <w:tblStyle w:val="LightGrid-Accent1"/>
+        <w:tblW w:type="auto" w:w="0"/>
+        <w:tblLook w:firstColumn="1" w:firstRow="1" w:lastColumn="0" w:lastRow="0" w:noHBand="0" w:noVBand="1" w:val="04A0"/>
+      </w:tblPr>
+      <w:tblGrid>
+        <w:gridCol w:w="2880"/>
+        <w:gridCol w:w="2880"/>
+        <w:gridCol w:w="2880"/>
+      </w:tblGrid>
+      <w:tr>
+        <w:tc>
+          <w:tcPr>
+            <w:tcW w:type="dxa" w:w="2880"/>
+          </w:tcPr>
+          <w:p>
+            <w:r>
+              <w:t>6</w:t>
+            </w:r>
+          </w:p>
+        </w:tc>
+        <w:tc>
+          <w:tcPr>
+            <w:tcW w:type="dxa" w:w="2880"/>
+          </w:tcPr>
+          <w:p>
+            <w:r>
+              <w:t>Track C local/global index errors</w:t>
+            </w:r>
+          </w:p>
+        </w:tc>
+        <w:tc>
+          <w:tcPr>
+            <w:tcW w:type="dxa" w:w="2880"/>
+          </w:tcPr>
+          <w:p>
+            <w:r>
+              <w:t>relative→absolute index fix; assembled `C_seasonal_full`</w:t>
+            </w:r>
+          </w:p>
+        </w:tc>
+      </w:tr>
+    </w:tbl>
+    <w:tbl>
+      <w:tblPr>
+        <w:tblStyle w:val="LightGrid-Accent1"/>
+        <w:tblW w:type="auto" w:w="0"/>
+        <w:tblLook w:firstColumn="1" w:firstRow="1" w:lastColumn="0" w:lastRow="0" w:noHBand="0" w:noVBand="1" w:val="04A0"/>
+      </w:tblPr>
+      <w:tblGrid>
+        <w:gridCol w:w="2880"/>
+        <w:gridCol w:w="2880"/>
+        <w:gridCol w:w="2880"/>
+      </w:tblGrid>
+      <w:tr>
+        <w:tc>
+          <w:tcPr>
+            <w:tcW w:type="dxa" w:w="2880"/>
+          </w:tcPr>
+          <w:p>
+            <w:r>
+              <w:t>7</w:t>
+            </w:r>
+          </w:p>
+        </w:tc>
+        <w:tc>
+          <w:tcPr>
+            <w:tcW w:type="dxa" w:w="2880"/>
+          </w:tcPr>
+          <w:p>
+            <w:r>
+              <w:t>B/C/DD evaluation-support inconsistency</w:t>
+            </w:r>
+          </w:p>
+        </w:tc>
+        <w:tc>
+          <w:tcPr>
+            <w:tcW w:type="dxa" w:w="2880"/>
+          </w:tcPr>
+          <w:p>
+            <w:r>
+              <w:t>every candidate reports coverage_rows / coverage_ratio / common mask</w:t>
+            </w:r>
+          </w:p>
+        </w:tc>
+      </w:tr>
+    </w:tbl>
+    <w:tbl>
+      <w:tblPr>
+        <w:tblStyle w:val="LightGrid-Accent1"/>
+        <w:tblW w:type="auto" w:w="0"/>
+        <w:tblLook w:firstColumn="1" w:firstRow="1" w:lastColumn="0" w:lastRow="0" w:noHBand="0" w:noVBand="1" w:val="04A0"/>
+      </w:tblPr>
+      <w:tblGrid>
+        <w:gridCol w:w="2880"/>
+        <w:gridCol w:w="2880"/>
+        <w:gridCol w:w="2880"/>
+      </w:tblGrid>
+      <w:tr>
+        <w:tc>
+          <w:tcPr>
+            <w:tcW w:type="dxa" w:w="2880"/>
+          </w:tcPr>
+          <w:p>
+            <w:r>
+              <w:t>8</w:t>
+            </w:r>
+          </w:p>
+        </w:tc>
+        <w:tc>
+          <w:tcPr>
+            <w:tcW w:type="dxa" w:w="2880"/>
+          </w:tcPr>
+          <w:p>
+            <w:r>
+              <w:t>no contract tests</w:t>
+            </w:r>
+          </w:p>
+        </w:tc>
+        <w:tc>
+          <w:tcPr>
+            <w:tcW w:type="dxa" w:w="2880"/>
+          </w:tcPr>
+          <w:p>
+            <w:r>
+              <w:t>8 `tests/research/test_v31_*.py` (35 checks) + `run_mini_replay.py` (14 checks)</w:t>
+            </w:r>
+          </w:p>
+        </w:tc>
+      </w:tr>
+    </w:tbl>
     <w:p>
+      <w:pPr>
+        <w:pStyle w:val="Heading2"/>
+      </w:pPr>
       <w:r>
-        <w:t>---</w:t>
+        <w:t>3. Methodology</w:t>
       </w:r>
     </w:p>
     <w:p>
       <w:pPr>
-        <w:pStyle w:val="Heading1"/>
+        <w:pStyle w:val="ListBullet"/>
       </w:pPr>
       <w:r>
-        <w:t>4. 全历史复盘结果（合法特征，expanding 窗口）</w:t>
+        <w:t>**Rolling-origin replay**: retrain every 90 days; predict each target day using only data strictly before the prediction time (STRICT_REPLAY_OOS).</w:t>
+      </w:r>
+    </w:p>
+    <w:p>
+      <w:pPr>
+        <w:pStyle w:val="ListBullet"/>
+      </w:pPr>
+      <w:r>
+        <w:t>**Legal DA proxy**: `da_oos_pred` from a rolling-origin L2 LightGBM DA model (CPU-only; GPU disabled on this host).</w:t>
+      </w:r>
+    </w:p>
+    <w:p>
+      <w:pPr>
+        <w:pStyle w:val="ListBullet"/>
+      </w:pPr>
+      <w:r>
+        <w:t>**Unified metrics**: `plain_smape = 100·|y−ŷ| / ((|y|+|ŷ|)/2)`; `smape_floor50` with denominator floored at 50 (tail-weighted).</w:t>
+      </w:r>
+    </w:p>
+    <w:p>
+      <w:pPr>
+        <w:pStyle w:val="ListBullet"/>
+      </w:pPr>
+      <w:r>
+        <w:t>**Unified evaluation support**: each candidate reports coverage; the final ranking uses ONE full-coverage common mask. Intrinsically-partial candidates (per-season C_*, B_midday 9-16-only) are excluded from that mask by design.</w:t>
+      </w:r>
+    </w:p>
+    <w:p>
+      <w:pPr>
+        <w:pStyle w:val="ListBullet"/>
+      </w:pPr>
+      <w:r>
+        <w:t>**Legal Oracle**: EX_POST_ACTUAL_AWARE_UPPER_BOUND — per-row min-loss selection among candidates; invariants assert selected==one candidate, oracle loss ≤ each candidate loss, row count == common mask.</w:t>
       </w:r>
     </w:p>
     <w:p>
@@ -570,7 +522,7 @@
         <w:pStyle w:val="Heading2"/>
       </w:pPr>
       <w:r>
-        <w:t>4.1 校准基线（来自 `full_history_replay.py`，已修复）</w:t>
+        <w:t>4. Full Replay — Calibration Baselines</w:t>
       </w:r>
     </w:p>
     <w:tbl>
@@ -593,13 +545,8 @@
             <w:tcW w:type="dxa" w:w="1440"/>
           </w:tcPr>
           <w:p>
-            <w:r/>
             <w:r>
-              <w:rPr>
-                <w:b/>
-                <w:sz w:val="17"/>
-              </w:rPr>
-              <w:t>候选</w:t>
+              <w:t>Candidate</w:t>
             </w:r>
           </w:p>
         </w:tc>
@@ -608,12 +555,7 @@
             <w:tcW w:type="dxa" w:w="1440"/>
           </w:tcPr>
           <w:p>
-            <w:r/>
             <w:r>
-              <w:rPr>
-                <w:b/>
-                <w:sz w:val="17"/>
-              </w:rPr>
               <w:t>plain sMAPE</w:t>
             </w:r>
           </w:p>
@@ -623,13 +565,8 @@
             <w:tcW w:type="dxa" w:w="1440"/>
           </w:tcPr>
           <w:p>
-            <w:r/>
             <w:r>
-              <w:rPr>
-                <w:b/>
-                <w:sz w:val="17"/>
-              </w:rPr>
-              <w:t>floor50</w:t>
+              <w:t>floor50 sMAPE</w:t>
             </w:r>
           </w:p>
         </w:tc>
@@ -638,13 +575,8 @@
             <w:tcW w:type="dxa" w:w="1440"/>
           </w:tcPr>
           <w:p>
-            <w:r/>
             <w:r>
-              <w:rPr>
-                <w:b/>
-                <w:sz w:val="17"/>
-              </w:rPr>
-              <w:t>MAE</w:t>
+              <w:t>cov.ratio</w:t>
             </w:r>
           </w:p>
         </w:tc>
@@ -653,13 +585,8 @@
             <w:tcW w:type="dxa" w:w="1440"/>
           </w:tcPr>
           <w:p>
-            <w:r/>
             <w:r>
-              <w:rPr>
-                <w:b/>
-                <w:sz w:val="17"/>
-              </w:rPr>
-              <w:t>maxDeg</w:t>
+              <w:t>Δ vs DD (plain)</w:t>
             </w:r>
           </w:p>
         </w:tc>
@@ -668,29 +595,35 @@
             <w:tcW w:type="dxa" w:w="1440"/>
           </w:tcPr>
           <w:p>
-            <w:r/>
             <w:r>
-              <w:rPr>
-                <w:b/>
-                <w:sz w:val="17"/>
-              </w:rPr>
-              <w:t>P95</w:t>
+              <w:t>9-16 plain</w:t>
             </w:r>
           </w:p>
         </w:tc>
       </w:tr>
+    </w:tbl>
+    <w:tbl>
+      <w:tblPr>
+        <w:tblStyle w:val="LightGrid-Accent1"/>
+        <w:tblW w:type="auto" w:w="0"/>
+        <w:tblLook w:firstColumn="1" w:firstRow="1" w:lastColumn="0" w:lastRow="0" w:noHBand="0" w:noVBand="1" w:val="04A0"/>
+      </w:tblPr>
+      <w:tblGrid>
+        <w:gridCol w:w="1440"/>
+        <w:gridCol w:w="1440"/>
+        <w:gridCol w:w="1440"/>
+        <w:gridCol w:w="1440"/>
+        <w:gridCol w:w="1440"/>
+        <w:gridCol w:w="1440"/>
+      </w:tblGrid>
       <w:tr>
         <w:tc>
           <w:tcPr>
             <w:tcW w:type="dxa" w:w="1440"/>
           </w:tcPr>
           <w:p>
-            <w:r/>
             <w:r>
-              <w:rPr>
-                <w:sz w:val="17"/>
-              </w:rPr>
-              <w:t>**DD（合法 DA 代理）**</w:t>
+              <w:t>A05_huber</w:t>
             </w:r>
           </w:p>
         </w:tc>
@@ -699,12 +632,8 @@
             <w:tcW w:type="dxa" w:w="1440"/>
           </w:tcPr>
           <w:p>
-            <w:r/>
             <w:r>
-              <w:rPr>
-                <w:sz w:val="17"/>
-              </w:rPr>
-              <w:t>**64.84%**</w:t>
+              <w:t>57.02</w:t>
             </w:r>
           </w:p>
         </w:tc>
@@ -713,12 +642,8 @@
             <w:tcW w:type="dxa" w:w="1440"/>
           </w:tcPr>
           <w:p>
-            <w:r/>
             <w:r>
-              <w:rPr>
-                <w:sz w:val="17"/>
-              </w:rPr>
-              <w:t>274.09%</w:t>
+              <w:t>56.43</w:t>
             </w:r>
           </w:p>
         </w:tc>
@@ -727,12 +652,8 @@
             <w:tcW w:type="dxa" w:w="1440"/>
           </w:tcPr>
           <w:p>
-            <w:r/>
             <w:r>
-              <w:rPr>
-                <w:sz w:val="17"/>
-              </w:rPr>
-              <w:t>67.87</w:t>
+              <w:t>0.94</w:t>
             </w:r>
           </w:p>
         </w:tc>
@@ -741,11 +662,315 @@
             <w:tcW w:type="dxa" w:w="1440"/>
           </w:tcPr>
           <w:p>
-            <w:r/>
             <w:r>
-              <w:rPr>
-                <w:sz w:val="17"/>
-              </w:rPr>
+              <w:t>-13.15</w:t>
+            </w:r>
+          </w:p>
+        </w:tc>
+        <w:tc>
+          <w:tcPr>
+            <w:tcW w:type="dxa" w:w="1440"/>
+          </w:tcPr>
+          <w:p>
+            <w:r>
+              <w:t>95.91</w:t>
+            </w:r>
+          </w:p>
+        </w:tc>
+      </w:tr>
+    </w:tbl>
+    <w:tbl>
+      <w:tblPr>
+        <w:tblStyle w:val="LightGrid-Accent1"/>
+        <w:tblW w:type="auto" w:w="0"/>
+        <w:tblLook w:firstColumn="1" w:firstRow="1" w:lastColumn="0" w:lastRow="0" w:noHBand="0" w:noVBand="1" w:val="04A0"/>
+      </w:tblPr>
+      <w:tblGrid>
+        <w:gridCol w:w="1440"/>
+        <w:gridCol w:w="1440"/>
+        <w:gridCol w:w="1440"/>
+        <w:gridCol w:w="1440"/>
+        <w:gridCol w:w="1440"/>
+        <w:gridCol w:w="1440"/>
+      </w:tblGrid>
+      <w:tr>
+        <w:tc>
+          <w:tcPr>
+            <w:tcW w:type="dxa" w:w="1440"/>
+          </w:tcPr>
+          <w:p>
+            <w:r>
+              <w:t>A05_med</w:t>
+            </w:r>
+          </w:p>
+        </w:tc>
+        <w:tc>
+          <w:tcPr>
+            <w:tcW w:type="dxa" w:w="1440"/>
+          </w:tcPr>
+          <w:p>
+            <w:r>
+              <w:t>45.99</w:t>
+            </w:r>
+          </w:p>
+        </w:tc>
+        <w:tc>
+          <w:tcPr>
+            <w:tcW w:type="dxa" w:w="1440"/>
+          </w:tcPr>
+          <w:p>
+            <w:r>
+              <w:t>42.40</w:t>
+            </w:r>
+          </w:p>
+        </w:tc>
+        <w:tc>
+          <w:tcPr>
+            <w:tcW w:type="dxa" w:w="1440"/>
+          </w:tcPr>
+          <w:p>
+            <w:r>
+              <w:t>0.94</w:t>
+            </w:r>
+          </w:p>
+        </w:tc>
+        <w:tc>
+          <w:tcPr>
+            <w:tcW w:type="dxa" w:w="1440"/>
+          </w:tcPr>
+          <w:p>
+            <w:r>
+              <w:t>-2.12</w:t>
+            </w:r>
+          </w:p>
+        </w:tc>
+        <w:tc>
+          <w:tcPr>
+            <w:tcW w:type="dxa" w:w="1440"/>
+          </w:tcPr>
+          <w:p>
+            <w:r>
+              <w:t>73.01</w:t>
+            </w:r>
+          </w:p>
+        </w:tc>
+      </w:tr>
+    </w:tbl>
+    <w:tbl>
+      <w:tblPr>
+        <w:tblStyle w:val="LightGrid-Accent1"/>
+        <w:tblW w:type="auto" w:w="0"/>
+        <w:tblLook w:firstColumn="1" w:firstRow="1" w:lastColumn="0" w:lastRow="0" w:noHBand="0" w:noVBand="1" w:val="04A0"/>
+      </w:tblPr>
+      <w:tblGrid>
+        <w:gridCol w:w="1440"/>
+        <w:gridCol w:w="1440"/>
+        <w:gridCol w:w="1440"/>
+        <w:gridCol w:w="1440"/>
+        <w:gridCol w:w="1440"/>
+        <w:gridCol w:w="1440"/>
+      </w:tblGrid>
+      <w:tr>
+        <w:tc>
+          <w:tcPr>
+            <w:tcW w:type="dxa" w:w="1440"/>
+          </w:tcPr>
+          <w:p>
+            <w:r>
+              <w:t>A05_q05</w:t>
+            </w:r>
+          </w:p>
+        </w:tc>
+        <w:tc>
+          <w:tcPr>
+            <w:tcW w:type="dxa" w:w="1440"/>
+          </w:tcPr>
+          <w:p>
+            <w:r>
+              <w:t>76.66</w:t>
+            </w:r>
+          </w:p>
+        </w:tc>
+        <w:tc>
+          <w:tcPr>
+            <w:tcW w:type="dxa" w:w="1440"/>
+          </w:tcPr>
+          <w:p>
+            <w:r>
+              <w:t>73.33</w:t>
+            </w:r>
+          </w:p>
+        </w:tc>
+        <w:tc>
+          <w:tcPr>
+            <w:tcW w:type="dxa" w:w="1440"/>
+          </w:tcPr>
+          <w:p>
+            <w:r>
+              <w:t>0.94</w:t>
+            </w:r>
+          </w:p>
+        </w:tc>
+        <w:tc>
+          <w:tcPr>
+            <w:tcW w:type="dxa" w:w="1440"/>
+          </w:tcPr>
+          <w:p>
+            <w:r>
+              <w:t>-32.78</w:t>
+            </w:r>
+          </w:p>
+        </w:tc>
+        <w:tc>
+          <w:tcPr>
+            <w:tcW w:type="dxa" w:w="1440"/>
+          </w:tcPr>
+          <w:p>
+            <w:r>
+              <w:t>104.97</w:t>
+            </w:r>
+          </w:p>
+        </w:tc>
+      </w:tr>
+    </w:tbl>
+    <w:tbl>
+      <w:tblPr>
+        <w:tblStyle w:val="LightGrid-Accent1"/>
+        <w:tblW w:type="auto" w:w="0"/>
+        <w:tblLook w:firstColumn="1" w:firstRow="1" w:lastColumn="0" w:lastRow="0" w:noHBand="0" w:noVBand="1" w:val="04A0"/>
+      </w:tblPr>
+      <w:tblGrid>
+        <w:gridCol w:w="1440"/>
+        <w:gridCol w:w="1440"/>
+        <w:gridCol w:w="1440"/>
+        <w:gridCol w:w="1440"/>
+        <w:gridCol w:w="1440"/>
+        <w:gridCol w:w="1440"/>
+      </w:tblGrid>
+      <w:tr>
+        <w:tc>
+          <w:tcPr>
+            <w:tcW w:type="dxa" w:w="1440"/>
+          </w:tcPr>
+          <w:p>
+            <w:r>
+              <w:t>A05_q95</w:t>
+            </w:r>
+          </w:p>
+        </w:tc>
+        <w:tc>
+          <w:tcPr>
+            <w:tcW w:type="dxa" w:w="1440"/>
+          </w:tcPr>
+          <w:p>
+            <w:r>
+              <w:t>60.66</w:t>
+            </w:r>
+          </w:p>
+        </w:tc>
+        <w:tc>
+          <w:tcPr>
+            <w:tcW w:type="dxa" w:w="1440"/>
+          </w:tcPr>
+          <w:p>
+            <w:r>
+              <w:t>58.94</w:t>
+            </w:r>
+          </w:p>
+        </w:tc>
+        <w:tc>
+          <w:tcPr>
+            <w:tcW w:type="dxa" w:w="1440"/>
+          </w:tcPr>
+          <w:p>
+            <w:r>
+              <w:t>0.94</w:t>
+            </w:r>
+          </w:p>
+        </w:tc>
+        <w:tc>
+          <w:tcPr>
+            <w:tcW w:type="dxa" w:w="1440"/>
+          </w:tcPr>
+          <w:p>
+            <w:r>
+              <w:t>-16.78</w:t>
+            </w:r>
+          </w:p>
+        </w:tc>
+        <w:tc>
+          <w:tcPr>
+            <w:tcW w:type="dxa" w:w="1440"/>
+          </w:tcPr>
+          <w:p>
+            <w:r>
+              <w:t>91.55</w:t>
+            </w:r>
+          </w:p>
+        </w:tc>
+      </w:tr>
+    </w:tbl>
+    <w:tbl>
+      <w:tblPr>
+        <w:tblStyle w:val="LightGrid-Accent1"/>
+        <w:tblW w:type="auto" w:w="0"/>
+        <w:tblLook w:firstColumn="1" w:firstRow="1" w:lastColumn="0" w:lastRow="0" w:noHBand="0" w:noVBand="1" w:val="04A0"/>
+      </w:tblPr>
+      <w:tblGrid>
+        <w:gridCol w:w="1440"/>
+        <w:gridCol w:w="1440"/>
+        <w:gridCol w:w="1440"/>
+        <w:gridCol w:w="1440"/>
+        <w:gridCol w:w="1440"/>
+        <w:gridCol w:w="1440"/>
+      </w:tblGrid>
+      <w:tr>
+        <w:tc>
+          <w:tcPr>
+            <w:tcW w:type="dxa" w:w="1440"/>
+          </w:tcPr>
+          <w:p>
+            <w:r>
+              <w:t>DD</w:t>
+            </w:r>
+          </w:p>
+        </w:tc>
+        <w:tc>
+          <w:tcPr>
+            <w:tcW w:type="dxa" w:w="1440"/>
+          </w:tcPr>
+          <w:p>
+            <w:r>
+              <w:t>43.82</w:t>
+            </w:r>
+          </w:p>
+        </w:tc>
+        <w:tc>
+          <w:tcPr>
+            <w:tcW w:type="dxa" w:w="1440"/>
+          </w:tcPr>
+          <w:p>
+            <w:r>
+              <w:t>40.92</w:t>
+            </w:r>
+          </w:p>
+        </w:tc>
+        <w:tc>
+          <w:tcPr>
+            <w:tcW w:type="dxa" w:w="1440"/>
+          </w:tcPr>
+          <w:p>
+            <w:r>
+              <w:t>1.00</w:t>
+            </w:r>
+          </w:p>
+        </w:tc>
+        <w:tc>
+          <w:tcPr>
+            <w:tcW w:type="dxa" w:w="1440"/>
+          </w:tcPr>
+          <w:p>
+            <w:r>
               <w:t>0.00</w:t>
             </w:r>
           </w:p>
@@ -755,113 +980,34 @@
             <w:tcW w:type="dxa" w:w="1440"/>
           </w:tcPr>
           <w:p>
-            <w:r/>
             <w:r>
-              <w:rPr>
-                <w:sz w:val="17"/>
-              </w:rPr>
-              <w:t>1061.36</w:t>
+              <w:t>68.73</w:t>
             </w:r>
           </w:p>
         </w:tc>
       </w:tr>
+    </w:tbl>
+    <w:tbl>
+      <w:tblPr>
+        <w:tblStyle w:val="LightGrid-Accent1"/>
+        <w:tblW w:type="auto" w:w="0"/>
+        <w:tblLook w:firstColumn="1" w:firstRow="1" w:lastColumn="0" w:lastRow="0" w:noHBand="0" w:noVBand="1" w:val="04A0"/>
+      </w:tblPr>
+      <w:tblGrid>
+        <w:gridCol w:w="1440"/>
+        <w:gridCol w:w="1440"/>
+        <w:gridCol w:w="1440"/>
+        <w:gridCol w:w="1440"/>
+        <w:gridCol w:w="1440"/>
+        <w:gridCol w:w="1440"/>
+      </w:tblGrid>
       <w:tr>
         <w:tc>
           <w:tcPr>
             <w:tcW w:type="dxa" w:w="1440"/>
           </w:tcPr>
           <w:p>
-            <w:r/>
             <w:r>
-              <w:rPr>
-                <w:sz w:val="17"/>
-              </w:rPr>
-              <w:t>A05_med</w:t>
-            </w:r>
-          </w:p>
-        </w:tc>
-        <w:tc>
-          <w:tcPr>
-            <w:tcW w:type="dxa" w:w="1440"/>
-          </w:tcPr>
-          <w:p>
-            <w:r/>
-            <w:r>
-              <w:rPr>
-                <w:sz w:val="17"/>
-              </w:rPr>
-              <w:t>80.54%</w:t>
-            </w:r>
-          </w:p>
-        </w:tc>
-        <w:tc>
-          <w:tcPr>
-            <w:tcW w:type="dxa" w:w="1440"/>
-          </w:tcPr>
-          <w:p>
-            <w:r/>
-            <w:r>
-              <w:rPr>
-                <w:sz w:val="17"/>
-              </w:rPr>
-              <w:t>329.86%</w:t>
-            </w:r>
-          </w:p>
-        </w:tc>
-        <w:tc>
-          <w:tcPr>
-            <w:tcW w:type="dxa" w:w="1440"/>
-          </w:tcPr>
-          <w:p>
-            <w:r/>
-            <w:r>
-              <w:rPr>
-                <w:sz w:val="17"/>
-              </w:rPr>
-              <w:t>81.50</w:t>
-            </w:r>
-          </w:p>
-        </w:tc>
-        <w:tc>
-          <w:tcPr>
-            <w:tcW w:type="dxa" w:w="1440"/>
-          </w:tcPr>
-          <w:p>
-            <w:r/>
-            <w:r>
-              <w:rPr>
-                <w:sz w:val="17"/>
-              </w:rPr>
-              <w:t>622.19</w:t>
-            </w:r>
-          </w:p>
-        </w:tc>
-        <w:tc>
-          <w:tcPr>
-            <w:tcW w:type="dxa" w:w="1440"/>
-          </w:tcPr>
-          <w:p>
-            <w:r/>
-            <w:r>
-              <w:rPr>
-                <w:sz w:val="17"/>
-              </w:rPr>
-              <w:t>1015.42</w:t>
-            </w:r>
-          </w:p>
-        </w:tc>
-      </w:tr>
-      <w:tr>
-        <w:tc>
-          <w:tcPr>
-            <w:tcW w:type="dxa" w:w="1440"/>
-          </w:tcPr>
-          <w:p>
-            <w:r/>
-            <w:r>
-              <w:rPr>
-                <w:sz w:val="17"/>
-              </w:rPr>
               <w:t>NEGW</w:t>
             </w:r>
           </w:p>
@@ -871,12 +1017,8 @@
             <w:tcW w:type="dxa" w:w="1440"/>
           </w:tcPr>
           <w:p>
-            <w:r/>
             <w:r>
-              <w:rPr>
-                <w:sz w:val="17"/>
-              </w:rPr>
-              <w:t>80.45%</w:t>
+              <w:t>45.74</w:t>
             </w:r>
           </w:p>
         </w:tc>
@@ -885,12 +1027,8 @@
             <w:tcW w:type="dxa" w:w="1440"/>
           </w:tcPr>
           <w:p>
-            <w:r/>
             <w:r>
-              <w:rPr>
-                <w:sz w:val="17"/>
-              </w:rPr>
-              <w:t>320.06%</w:t>
+              <w:t>41.96</w:t>
             </w:r>
           </w:p>
         </w:tc>
@@ -899,12 +1037,8 @@
             <w:tcW w:type="dxa" w:w="1440"/>
           </w:tcPr>
           <w:p>
-            <w:r/>
             <w:r>
-              <w:rPr>
-                <w:sz w:val="17"/>
-              </w:rPr>
-              <w:t>79.05</w:t>
+              <w:t>0.94</w:t>
             </w:r>
           </w:p>
         </w:tc>
@@ -913,12 +1047,8 @@
             <w:tcW w:type="dxa" w:w="1440"/>
           </w:tcPr>
           <w:p>
-            <w:r/>
             <w:r>
-              <w:rPr>
-                <w:sz w:val="17"/>
-              </w:rPr>
-              <w:t>635.38</w:t>
+              <w:t>-1.87</w:t>
             </w:r>
           </w:p>
         </w:tc>
@@ -927,124 +1057,16 @@
             <w:tcW w:type="dxa" w:w="1440"/>
           </w:tcPr>
           <w:p>
-            <w:r/>
             <w:r>
-              <w:rPr>
-                <w:sz w:val="17"/>
-              </w:rPr>
-              <w:t>1006.99</w:t>
-            </w:r>
-          </w:p>
-        </w:tc>
-      </w:tr>
-      <w:tr>
-        <w:tc>
-          <w:tcPr>
-            <w:tcW w:type="dxa" w:w="1440"/>
-          </w:tcPr>
-          <w:p>
-            <w:r/>
-            <w:r>
-              <w:rPr>
-                <w:sz w:val="17"/>
-              </w:rPr>
-              <w:t>QRA</w:t>
-            </w:r>
-          </w:p>
-        </w:tc>
-        <w:tc>
-          <w:tcPr>
-            <w:tcW w:type="dxa" w:w="1440"/>
-          </w:tcPr>
-          <w:p>
-            <w:r/>
-            <w:r>
-              <w:rPr>
-                <w:sz w:val="17"/>
-              </w:rPr>
-              <w:t>87.99%</w:t>
-            </w:r>
-          </w:p>
-        </w:tc>
-        <w:tc>
-          <w:tcPr>
-            <w:tcW w:type="dxa" w:w="1440"/>
-          </w:tcPr>
-          <w:p>
-            <w:r/>
-            <w:r>
-              <w:rPr>
-                <w:sz w:val="17"/>
-              </w:rPr>
-              <w:t>347.17%</w:t>
-            </w:r>
-          </w:p>
-        </w:tc>
-        <w:tc>
-          <w:tcPr>
-            <w:tcW w:type="dxa" w:w="1440"/>
-          </w:tcPr>
-          <w:p>
-            <w:r/>
-            <w:r>
-              <w:rPr>
-                <w:sz w:val="17"/>
-              </w:rPr>
-              <w:t>85.86</w:t>
-            </w:r>
-          </w:p>
-        </w:tc>
-        <w:tc>
-          <w:tcPr>
-            <w:tcW w:type="dxa" w:w="1440"/>
-          </w:tcPr>
-          <w:p>
-            <w:r/>
-            <w:r>
-              <w:rPr>
-                <w:sz w:val="17"/>
-              </w:rPr>
-              <w:t>721.22</w:t>
-            </w:r>
-          </w:p>
-        </w:tc>
-        <w:tc>
-          <w:tcPr>
-            <w:tcW w:type="dxa" w:w="1440"/>
-          </w:tcPr>
-          <w:p>
-            <w:r/>
-            <w:r>
-              <w:rPr>
-                <w:sz w:val="17"/>
-              </w:rPr>
-              <w:t>983.25</w:t>
+              <w:t>72.44</w:t>
             </w:r>
           </w:p>
         </w:tc>
       </w:tr>
     </w:tbl>
-    <w:p/>
     <w:p>
       <w:r>
-        <w:t xml:space="preserve">→ </w:t>
-      </w:r>
-      <w:r>
-        <w:rPr>
-          <w:b/>
-        </w:rPr>
-        <w:t>DD 是单弱模型压力下的最佳 RT 预测器</w:t>
-      </w:r>
-      <w:r>
-        <w:t>。</w:t>
-      </w:r>
-    </w:p>
-    <w:p>
-      <w:pPr>
-        <w:pStyle w:val="Heading2"/>
-      </w:pPr>
-      <w:r>
-        <w:t>4.2 6 条新候选 Track A–F（来自 `new_candidates_replay.py`）</w:t>
+        <w:t>**Common-mask ranking (full-coverage candidates):**</w:t>
       </w:r>
     </w:p>
     <w:tbl>
@@ -1054,828 +1076,387 @@
         <w:tblLook w:firstColumn="1" w:firstRow="1" w:lastColumn="0" w:lastRow="0" w:noHBand="0" w:noVBand="1" w:val="04A0"/>
       </w:tblPr>
       <w:tblGrid>
-        <w:gridCol w:w="1728"/>
-        <w:gridCol w:w="1728"/>
-        <w:gridCol w:w="1728"/>
-        <w:gridCol w:w="1728"/>
-        <w:gridCol w:w="1728"/>
+        <w:gridCol w:w="2160"/>
+        <w:gridCol w:w="2160"/>
+        <w:gridCol w:w="2160"/>
+        <w:gridCol w:w="2160"/>
       </w:tblGrid>
       <w:tr>
         <w:tc>
           <w:tcPr>
-            <w:tcW w:type="dxa" w:w="1728"/>
+            <w:tcW w:type="dxa" w:w="2160"/>
           </w:tcPr>
           <w:p>
-            <w:r/>
             <w:r>
-              <w:rPr>
-                <w:b/>
-                <w:sz w:val="17"/>
-              </w:rPr>
-              <w:t>Track</w:t>
+              <w:t>Candidate</w:t>
             </w:r>
           </w:p>
         </w:tc>
         <w:tc>
           <w:tcPr>
-            <w:tcW w:type="dxa" w:w="1728"/>
+            <w:tcW w:type="dxa" w:w="2160"/>
           </w:tcPr>
           <w:p>
-            <w:r/>
             <w:r>
-              <w:rPr>
-                <w:b/>
-                <w:sz w:val="17"/>
-              </w:rPr>
-              <w:t>设计</w:t>
+              <w:t>n_common</w:t>
             </w:r>
           </w:p>
         </w:tc>
         <w:tc>
           <w:tcPr>
-            <w:tcW w:type="dxa" w:w="1728"/>
+            <w:tcW w:type="dxa" w:w="2160"/>
           </w:tcPr>
           <w:p>
-            <w:r/>
             <w:r>
-              <w:rPr>
-                <w:b/>
-                <w:sz w:val="17"/>
-              </w:rPr>
               <w:t>plain sMAPE</w:t>
             </w:r>
           </w:p>
         </w:tc>
         <w:tc>
           <w:tcPr>
-            <w:tcW w:type="dxa" w:w="1728"/>
+            <w:tcW w:type="dxa" w:w="2160"/>
           </w:tcPr>
           <w:p>
-            <w:r/>
             <w:r>
-              <w:rPr>
-                <w:b/>
-                <w:sz w:val="17"/>
-              </w:rPr>
-              <w:t>floor50</w:t>
+              <w:t>floor50 sMAPE</w:t>
+            </w:r>
+          </w:p>
+        </w:tc>
+      </w:tr>
+    </w:tbl>
+    <w:tbl>
+      <w:tblPr>
+        <w:tblStyle w:val="LightGrid-Accent1"/>
+        <w:tblW w:type="auto" w:w="0"/>
+        <w:tblLook w:firstColumn="1" w:firstRow="1" w:lastColumn="0" w:lastRow="0" w:noHBand="0" w:noVBand="1" w:val="04A0"/>
+      </w:tblPr>
+      <w:tblGrid>
+        <w:gridCol w:w="2160"/>
+        <w:gridCol w:w="2160"/>
+        <w:gridCol w:w="2160"/>
+        <w:gridCol w:w="2160"/>
+      </w:tblGrid>
+      <w:tr>
+        <w:tc>
+          <w:tcPr>
+            <w:tcW w:type="dxa" w:w="2160"/>
+          </w:tcPr>
+          <w:p>
+            <w:r>
+              <w:t>DD</w:t>
             </w:r>
           </w:p>
         </w:tc>
         <w:tc>
           <w:tcPr>
-            <w:tcW w:type="dxa" w:w="1728"/>
+            <w:tcW w:type="dxa" w:w="2160"/>
           </w:tcPr>
           <w:p>
-            <w:r/>
             <w:r>
-              <w:rPr>
-                <w:b/>
-                <w:sz w:val="17"/>
-              </w:rPr>
-              <w:t>优于 DD?</w:t>
-            </w:r>
-          </w:p>
-        </w:tc>
-      </w:tr>
-      <w:tr>
-        <w:tc>
-          <w:tcPr>
-            <w:tcW w:type="dxa" w:w="1728"/>
-          </w:tcPr>
-          <w:p>
-            <w:r/>
-            <w:r>
-              <w:rPr>
-                <w:sz w:val="17"/>
-              </w:rPr>
-              <w:t>A_q50</w:t>
+              <w:t>34672.00</w:t>
             </w:r>
           </w:p>
         </w:tc>
         <w:tc>
           <w:tcPr>
-            <w:tcW w:type="dxa" w:w="1728"/>
+            <w:tcW w:type="dxa" w:w="2160"/>
           </w:tcPr>
           <w:p>
-            <w:r/>
             <w:r>
-              <w:rPr>
-                <w:sz w:val="17"/>
-              </w:rPr>
-              <w:t>尾部分布（分位数 LightGBM 中位）</w:t>
+              <w:t>43.87</w:t>
             </w:r>
           </w:p>
         </w:tc>
         <w:tc>
           <w:tcPr>
-            <w:tcW w:type="dxa" w:w="1728"/>
+            <w:tcW w:type="dxa" w:w="2160"/>
           </w:tcPr>
           <w:p>
-            <w:r/>
             <w:r>
-              <w:rPr>
-                <w:sz w:val="17"/>
-              </w:rPr>
-              <w:t>68.88%</w:t>
+              <w:t>40.92</w:t>
+            </w:r>
+          </w:p>
+        </w:tc>
+      </w:tr>
+    </w:tbl>
+    <w:tbl>
+      <w:tblPr>
+        <w:tblStyle w:val="LightGrid-Accent1"/>
+        <w:tblW w:type="auto" w:w="0"/>
+        <w:tblLook w:firstColumn="1" w:firstRow="1" w:lastColumn="0" w:lastRow="0" w:noHBand="0" w:noVBand="1" w:val="04A0"/>
+      </w:tblPr>
+      <w:tblGrid>
+        <w:gridCol w:w="2160"/>
+        <w:gridCol w:w="2160"/>
+        <w:gridCol w:w="2160"/>
+        <w:gridCol w:w="2160"/>
+      </w:tblGrid>
+      <w:tr>
+        <w:tc>
+          <w:tcPr>
+            <w:tcW w:type="dxa" w:w="2160"/>
+          </w:tcPr>
+          <w:p>
+            <w:r>
+              <w:t>NEGW</w:t>
             </w:r>
           </w:p>
         </w:tc>
         <w:tc>
           <w:tcPr>
-            <w:tcW w:type="dxa" w:w="1728"/>
+            <w:tcW w:type="dxa" w:w="2160"/>
           </w:tcPr>
           <w:p>
-            <w:r/>
             <w:r>
-              <w:rPr>
-                <w:sz w:val="17"/>
-              </w:rPr>
-              <w:t>281.39%</w:t>
+              <w:t>34672.00</w:t>
             </w:r>
           </w:p>
         </w:tc>
         <w:tc>
           <w:tcPr>
-            <w:tcW w:type="dxa" w:w="1728"/>
+            <w:tcW w:type="dxa" w:w="2160"/>
           </w:tcPr>
           <w:p>
-            <w:r/>
             <w:r>
-              <w:rPr>
-                <w:sz w:val="17"/>
-              </w:rPr>
-              <w:t>❌（+4pp）</w:t>
-            </w:r>
-          </w:p>
-        </w:tc>
-      </w:tr>
-      <w:tr>
-        <w:tc>
-          <w:tcPr>
-            <w:tcW w:type="dxa" w:w="1728"/>
-          </w:tcPr>
-          <w:p>
-            <w:r/>
-            <w:r>
-              <w:rPr>
-                <w:sz w:val="17"/>
-              </w:rPr>
-              <w:t>A_q05</w:t>
+              <w:t>45.74</w:t>
             </w:r>
           </w:p>
         </w:tc>
         <w:tc>
           <w:tcPr>
-            <w:tcW w:type="dxa" w:w="1728"/>
+            <w:tcW w:type="dxa" w:w="2160"/>
           </w:tcPr>
           <w:p>
-            <w:r/>
             <w:r>
-              <w:rPr>
-                <w:sz w:val="17"/>
-              </w:rPr>
-              <w:t>分位数 q05</w:t>
+              <w:t>41.96</w:t>
+            </w:r>
+          </w:p>
+        </w:tc>
+      </w:tr>
+    </w:tbl>
+    <w:tbl>
+      <w:tblPr>
+        <w:tblStyle w:val="LightGrid-Accent1"/>
+        <w:tblW w:type="auto" w:w="0"/>
+        <w:tblLook w:firstColumn="1" w:firstRow="1" w:lastColumn="0" w:lastRow="0" w:noHBand="0" w:noVBand="1" w:val="04A0"/>
+      </w:tblPr>
+      <w:tblGrid>
+        <w:gridCol w:w="2160"/>
+        <w:gridCol w:w="2160"/>
+        <w:gridCol w:w="2160"/>
+        <w:gridCol w:w="2160"/>
+      </w:tblGrid>
+      <w:tr>
+        <w:tc>
+          <w:tcPr>
+            <w:tcW w:type="dxa" w:w="2160"/>
+          </w:tcPr>
+          <w:p>
+            <w:r>
+              <w:t>A05_med</w:t>
             </w:r>
           </w:p>
         </w:tc>
         <w:tc>
           <w:tcPr>
-            <w:tcW w:type="dxa" w:w="1728"/>
+            <w:tcW w:type="dxa" w:w="2160"/>
           </w:tcPr>
           <w:p>
-            <w:r/>
             <w:r>
-              <w:rPr>
-                <w:sz w:val="17"/>
-              </w:rPr>
-              <w:t>143.87%</w:t>
+              <w:t>34672.00</w:t>
             </w:r>
           </w:p>
         </w:tc>
         <w:tc>
           <w:tcPr>
-            <w:tcW w:type="dxa" w:w="1728"/>
+            <w:tcW w:type="dxa" w:w="2160"/>
           </w:tcPr>
           <w:p>
-            <w:r/>
             <w:r>
-              <w:rPr>
-                <w:sz w:val="17"/>
-              </w:rPr>
-              <w:t>596.95%</w:t>
+              <w:t>45.99</w:t>
             </w:r>
           </w:p>
         </w:tc>
         <w:tc>
           <w:tcPr>
-            <w:tcW w:type="dxa" w:w="1728"/>
+            <w:tcW w:type="dxa" w:w="2160"/>
           </w:tcPr>
           <w:p>
-            <w:r/>
             <w:r>
-              <w:rPr>
-                <w:sz w:val="17"/>
-              </w:rPr>
-              <w:t>❌</w:t>
+              <w:t>42.40</w:t>
             </w:r>
           </w:p>
         </w:tc>
       </w:tr>
+    </w:tbl>
+    <w:tbl>
+      <w:tblPr>
+        <w:tblStyle w:val="LightGrid-Accent1"/>
+        <w:tblW w:type="auto" w:w="0"/>
+        <w:tblLook w:firstColumn="1" w:firstRow="1" w:lastColumn="0" w:lastRow="0" w:noHBand="0" w:noVBand="1" w:val="04A0"/>
+      </w:tblPr>
+      <w:tblGrid>
+        <w:gridCol w:w="2160"/>
+        <w:gridCol w:w="2160"/>
+        <w:gridCol w:w="2160"/>
+        <w:gridCol w:w="2160"/>
+      </w:tblGrid>
       <w:tr>
         <w:tc>
           <w:tcPr>
-            <w:tcW w:type="dxa" w:w="1728"/>
+            <w:tcW w:type="dxa" w:w="2160"/>
           </w:tcPr>
           <w:p>
-            <w:r/>
             <w:r>
-              <w:rPr>
-                <w:sz w:val="17"/>
-              </w:rPr>
-              <w:t>A_q95</w:t>
+              <w:t>A05_huber</w:t>
             </w:r>
           </w:p>
         </w:tc>
         <w:tc>
           <w:tcPr>
-            <w:tcW w:type="dxa" w:w="1728"/>
+            <w:tcW w:type="dxa" w:w="2160"/>
           </w:tcPr>
           <w:p>
-            <w:r/>
             <w:r>
-              <w:rPr>
-                <w:sz w:val="17"/>
-              </w:rPr>
-              <w:t>分位数 q95</w:t>
+              <w:t>34672.00</w:t>
             </w:r>
           </w:p>
         </w:tc>
         <w:tc>
           <w:tcPr>
-            <w:tcW w:type="dxa" w:w="1728"/>
+            <w:tcW w:type="dxa" w:w="2160"/>
           </w:tcPr>
           <w:p>
-            <w:r/>
             <w:r>
-              <w:rPr>
-                <w:sz w:val="17"/>
-              </w:rPr>
-              <w:t>115.73%</w:t>
+              <w:t>57.02</w:t>
             </w:r>
           </w:p>
         </w:tc>
         <w:tc>
           <w:tcPr>
-            <w:tcW w:type="dxa" w:w="1728"/>
+            <w:tcW w:type="dxa" w:w="2160"/>
           </w:tcPr>
           <w:p>
-            <w:r/>
             <w:r>
-              <w:rPr>
-                <w:sz w:val="17"/>
-              </w:rPr>
-              <w:t>686.33%</w:t>
+              <w:t>56.43</w:t>
+            </w:r>
+          </w:p>
+        </w:tc>
+      </w:tr>
+    </w:tbl>
+    <w:tbl>
+      <w:tblPr>
+        <w:tblStyle w:val="LightGrid-Accent1"/>
+        <w:tblW w:type="auto" w:w="0"/>
+        <w:tblLook w:firstColumn="1" w:firstRow="1" w:lastColumn="0" w:lastRow="0" w:noHBand="0" w:noVBand="1" w:val="04A0"/>
+      </w:tblPr>
+      <w:tblGrid>
+        <w:gridCol w:w="2160"/>
+        <w:gridCol w:w="2160"/>
+        <w:gridCol w:w="2160"/>
+        <w:gridCol w:w="2160"/>
+      </w:tblGrid>
+      <w:tr>
+        <w:tc>
+          <w:tcPr>
+            <w:tcW w:type="dxa" w:w="2160"/>
+          </w:tcPr>
+          <w:p>
+            <w:r>
+              <w:t>A05_q95</w:t>
             </w:r>
           </w:p>
         </w:tc>
         <w:tc>
           <w:tcPr>
-            <w:tcW w:type="dxa" w:w="1728"/>
+            <w:tcW w:type="dxa" w:w="2160"/>
           </w:tcPr>
           <w:p>
-            <w:r/>
             <w:r>
-              <w:rPr>
-                <w:sz w:val="17"/>
-              </w:rPr>
-              <w:t>❌</w:t>
-            </w:r>
-          </w:p>
-        </w:tc>
-      </w:tr>
-      <w:tr>
-        <w:tc>
-          <w:tcPr>
-            <w:tcW w:type="dxa" w:w="1728"/>
-          </w:tcPr>
-          <w:p>
-            <w:r/>
-            <w:r>
-              <w:rPr>
-                <w:sz w:val="17"/>
-              </w:rPr>
-              <w:t>A_QRA</w:t>
+              <w:t>34672.00</w:t>
             </w:r>
           </w:p>
         </w:tc>
         <w:tc>
           <w:tcPr>
-            <w:tcW w:type="dxa" w:w="1728"/>
+            <w:tcW w:type="dxa" w:w="2160"/>
           </w:tcPr>
           <w:p>
-            <w:r/>
             <w:r>
-              <w:rPr>
-                <w:sz w:val="17"/>
-              </w:rPr>
-              <w:t>分位数集成</w:t>
+              <w:t>60.66</w:t>
             </w:r>
           </w:p>
         </w:tc>
         <w:tc>
           <w:tcPr>
-            <w:tcW w:type="dxa" w:w="1728"/>
+            <w:tcW w:type="dxa" w:w="2160"/>
           </w:tcPr>
           <w:p>
-            <w:r/>
             <w:r>
-              <w:rPr>
-                <w:sz w:val="17"/>
-              </w:rPr>
-              <w:t>83.99%</w:t>
+              <w:t>58.94</w:t>
+            </w:r>
+          </w:p>
+        </w:tc>
+      </w:tr>
+    </w:tbl>
+    <w:tbl>
+      <w:tblPr>
+        <w:tblStyle w:val="LightGrid-Accent1"/>
+        <w:tblW w:type="auto" w:w="0"/>
+        <w:tblLook w:firstColumn="1" w:firstRow="1" w:lastColumn="0" w:lastRow="0" w:noHBand="0" w:noVBand="1" w:val="04A0"/>
+      </w:tblPr>
+      <w:tblGrid>
+        <w:gridCol w:w="2160"/>
+        <w:gridCol w:w="2160"/>
+        <w:gridCol w:w="2160"/>
+        <w:gridCol w:w="2160"/>
+      </w:tblGrid>
+      <w:tr>
+        <w:tc>
+          <w:tcPr>
+            <w:tcW w:type="dxa" w:w="2160"/>
+          </w:tcPr>
+          <w:p>
+            <w:r>
+              <w:t>A05_q05</w:t>
             </w:r>
           </w:p>
         </w:tc>
         <w:tc>
           <w:tcPr>
-            <w:tcW w:type="dxa" w:w="1728"/>
+            <w:tcW w:type="dxa" w:w="2160"/>
           </w:tcPr>
           <w:p>
-            <w:r/>
             <w:r>
-              <w:rPr>
-                <w:sz w:val="17"/>
-              </w:rPr>
-              <w:t>323.83%</w:t>
+              <w:t>34672.00</w:t>
             </w:r>
           </w:p>
         </w:tc>
         <w:tc>
           <w:tcPr>
-            <w:tcW w:type="dxa" w:w="1728"/>
+            <w:tcW w:type="dxa" w:w="2160"/>
           </w:tcPr>
           <w:p>
-            <w:r/>
             <w:r>
-              <w:rPr>
-                <w:sz w:val="17"/>
-              </w:rPr>
-              <w:t>❌</w:t>
-            </w:r>
-          </w:p>
-        </w:tc>
-      </w:tr>
-      <w:tr>
-        <w:tc>
-          <w:tcPr>
-            <w:tcW w:type="dxa" w:w="1728"/>
-          </w:tcPr>
-          <w:p>
-            <w:r/>
-            <w:r>
-              <w:rPr>
-                <w:sz w:val="17"/>
-              </w:rPr>
-              <w:t>B_midday</w:t>
+              <w:t>76.66</w:t>
             </w:r>
           </w:p>
         </w:tc>
         <w:tc>
           <w:tcPr>
-            <w:tcW w:type="dxa" w:w="1728"/>
+            <w:tcW w:type="dxa" w:w="2160"/>
           </w:tcPr>
           <w:p>
-            <w:r/>
             <w:r>
-              <w:rPr>
-                <w:sz w:val="17"/>
-              </w:rPr>
-              <w:t>联合午间曲线（仅 9-16）</w:t>
-            </w:r>
-          </w:p>
-        </w:tc>
-        <w:tc>
-          <w:tcPr>
-            <w:tcW w:type="dxa" w:w="1728"/>
-          </w:tcPr>
-          <w:p>
-            <w:r/>
-            <w:r>
-              <w:rPr>
-                <w:sz w:val="17"/>
-              </w:rPr>
-              <w:t>136.68%</w:t>
-            </w:r>
-          </w:p>
-        </w:tc>
-        <w:tc>
-          <w:tcPr>
-            <w:tcW w:type="dxa" w:w="1728"/>
-          </w:tcPr>
-          <w:p>
-            <w:r/>
-            <w:r>
-              <w:rPr>
-                <w:sz w:val="17"/>
-              </w:rPr>
-              <w:t>416.58%</w:t>
-            </w:r>
-          </w:p>
-        </w:tc>
-        <w:tc>
-          <w:tcPr>
-            <w:tcW w:type="dxa" w:w="1728"/>
-          </w:tcPr>
-          <w:p>
-            <w:r/>
-            <w:r>
-              <w:rPr>
-                <w:sz w:val="17"/>
-              </w:rPr>
-              <w:t>❌</w:t>
-            </w:r>
-          </w:p>
-        </w:tc>
-      </w:tr>
-      <w:tr>
-        <w:tc>
-          <w:tcPr>
-            <w:tcW w:type="dxa" w:w="1728"/>
-          </w:tcPr>
-          <w:p>
-            <w:r/>
-            <w:r>
-              <w:rPr>
-                <w:sz w:val="17"/>
-              </w:rPr>
-              <w:t>C（winter/summer/shoulder）</w:t>
-            </w:r>
-          </w:p>
-        </w:tc>
-        <w:tc>
-          <w:tcPr>
-            <w:tcW w:type="dxa" w:w="1728"/>
-          </w:tcPr>
-          <w:p>
-            <w:r/>
-            <w:r>
-              <w:rPr>
-                <w:sz w:val="17"/>
-              </w:rPr>
-              <w:t>季节多尺度</w:t>
-            </w:r>
-          </w:p>
-        </w:tc>
-        <w:tc>
-          <w:tcPr>
-            <w:tcW w:type="dxa" w:w="1728"/>
-          </w:tcPr>
-          <w:p>
-            <w:r/>
-            <w:r>
-              <w:rPr>
-                <w:sz w:val="17"/>
-              </w:rPr>
-              <w:t>（含于 A_QRA 等集成）</w:t>
-            </w:r>
-          </w:p>
-        </w:tc>
-        <w:tc>
-          <w:tcPr>
-            <w:tcW w:type="dxa" w:w="1728"/>
-          </w:tcPr>
-          <w:p>
-            <w:r/>
-            <w:r>
-              <w:rPr>
-                <w:sz w:val="17"/>
-              </w:rPr>
-              <w:t>—</w:t>
-            </w:r>
-          </w:p>
-        </w:tc>
-        <w:tc>
-          <w:tcPr>
-            <w:tcW w:type="dxa" w:w="1728"/>
-          </w:tcPr>
-          <w:p>
-            <w:r/>
-            <w:r>
-              <w:rPr>
-                <w:sz w:val="17"/>
-              </w:rPr>
-              <w:t>—</w:t>
-            </w:r>
-          </w:p>
-        </w:tc>
-      </w:tr>
-      <w:tr>
-        <w:tc>
-          <w:tcPr>
-            <w:tcW w:type="dxa" w:w="1728"/>
-          </w:tcPr>
-          <w:p>
-            <w:r/>
-            <w:r>
-              <w:rPr>
-                <w:sz w:val="17"/>
-              </w:rPr>
-              <w:t>D_anchor</w:t>
-            </w:r>
-          </w:p>
-        </w:tc>
-        <w:tc>
-          <w:tcPr>
-            <w:tcW w:type="dxa" w:w="1728"/>
-          </w:tcPr>
-          <w:p>
-            <w:r/>
-            <w:r>
-              <w:rPr>
-                <w:sz w:val="17"/>
-              </w:rPr>
-              <w:t>锚点异构（DA 分箱）</w:t>
-            </w:r>
-          </w:p>
-        </w:tc>
-        <w:tc>
-          <w:tcPr>
-            <w:tcW w:type="dxa" w:w="1728"/>
-          </w:tcPr>
-          <w:p>
-            <w:r/>
-            <w:r>
-              <w:rPr>
-                <w:sz w:val="17"/>
-              </w:rPr>
-              <w:t>80.54%</w:t>
-            </w:r>
-          </w:p>
-        </w:tc>
-        <w:tc>
-          <w:tcPr>
-            <w:tcW w:type="dxa" w:w="1728"/>
-          </w:tcPr>
-          <w:p>
-            <w:r/>
-            <w:r>
-              <w:rPr>
-                <w:sz w:val="17"/>
-              </w:rPr>
-              <w:t>330.07%</w:t>
-            </w:r>
-          </w:p>
-        </w:tc>
-        <w:tc>
-          <w:tcPr>
-            <w:tcW w:type="dxa" w:w="1728"/>
-          </w:tcPr>
-          <w:p>
-            <w:r/>
-            <w:r>
-              <w:rPr>
-                <w:sz w:val="17"/>
-              </w:rPr>
-              <w:t>❌</w:t>
-            </w:r>
-          </w:p>
-        </w:tc>
-      </w:tr>
-      <w:tr>
-        <w:tc>
-          <w:tcPr>
-            <w:tcW w:type="dxa" w:w="1728"/>
-          </w:tcPr>
-          <w:p>
-            <w:r/>
-            <w:r>
-              <w:rPr>
-                <w:sz w:val="17"/>
-              </w:rPr>
-              <w:t>E_fair</w:t>
-            </w:r>
-          </w:p>
-        </w:tc>
-        <w:tc>
-          <w:tcPr>
-            <w:tcW w:type="dxa" w:w="1728"/>
-          </w:tcPr>
-          <w:p>
-            <w:r/>
-            <w:r>
-              <w:rPr>
-                <w:sz w:val="17"/>
-              </w:rPr>
-              <w:t>鲁棒尾部目标 fair</w:t>
-            </w:r>
-          </w:p>
-        </w:tc>
-        <w:tc>
-          <w:tcPr>
-            <w:tcW w:type="dxa" w:w="1728"/>
-          </w:tcPr>
-          <w:p>
-            <w:r/>
-            <w:r>
-              <w:rPr>
-                <w:sz w:val="17"/>
-              </w:rPr>
-              <w:t>146.56%（MAE=1280 爆炸）</w:t>
-            </w:r>
-          </w:p>
-        </w:tc>
-        <w:tc>
-          <w:tcPr>
-            <w:tcW w:type="dxa" w:w="1728"/>
-          </w:tcPr>
-          <w:p>
-            <w:r/>
-            <w:r>
-              <w:rPr>
-                <w:sz w:val="17"/>
-              </w:rPr>
-              <w:t>5120.81%</w:t>
-            </w:r>
-          </w:p>
-        </w:tc>
-        <w:tc>
-          <w:tcPr>
-            <w:tcW w:type="dxa" w:w="1728"/>
-          </w:tcPr>
-          <w:p>
-            <w:r/>
-            <w:r>
-              <w:rPr>
-                <w:sz w:val="17"/>
-              </w:rPr>
-              <w:t>❌ 不可用</w:t>
-            </w:r>
-          </w:p>
-        </w:tc>
-      </w:tr>
-      <w:tr>
-        <w:tc>
-          <w:tcPr>
-            <w:tcW w:type="dxa" w:w="1728"/>
-          </w:tcPr>
-          <w:p>
-            <w:r/>
-            <w:r>
-              <w:rPr>
-                <w:sz w:val="17"/>
-              </w:rPr>
-              <w:t>E_huber</w:t>
-            </w:r>
-          </w:p>
-        </w:tc>
-        <w:tc>
-          <w:tcPr>
-            <w:tcW w:type="dxa" w:w="1728"/>
-          </w:tcPr>
-          <w:p>
-            <w:r/>
-            <w:r>
-              <w:rPr>
-                <w:sz w:val="17"/>
-              </w:rPr>
-              <w:t>鲁棒尾部目标 huber</w:t>
-            </w:r>
-          </w:p>
-        </w:tc>
-        <w:tc>
-          <w:tcPr>
-            <w:tcW w:type="dxa" w:w="1728"/>
-          </w:tcPr>
-          <w:p>
-            <w:r/>
-            <w:r>
-              <w:rPr>
-                <w:sz w:val="17"/>
-              </w:rPr>
-              <w:t>113.30%</w:t>
-            </w:r>
-          </w:p>
-        </w:tc>
-        <w:tc>
-          <w:tcPr>
-            <w:tcW w:type="dxa" w:w="1728"/>
-          </w:tcPr>
-          <w:p>
-            <w:r/>
-            <w:r>
-              <w:rPr>
-                <w:sz w:val="17"/>
-              </w:rPr>
-              <w:t>626.33%</w:t>
-            </w:r>
-          </w:p>
-        </w:tc>
-        <w:tc>
-          <w:tcPr>
-            <w:tcW w:type="dxa" w:w="1728"/>
-          </w:tcPr>
-          <w:p>
-            <w:r/>
-            <w:r>
-              <w:rPr>
-                <w:sz w:val="17"/>
-              </w:rPr>
-              <w:t>❌</w:t>
-            </w:r>
-          </w:p>
-        </w:tc>
-      </w:tr>
-      <w:tr>
-        <w:tc>
-          <w:tcPr>
-            <w:tcW w:type="dxa" w:w="1728"/>
-          </w:tcPr>
-          <w:p>
-            <w:r/>
-            <w:r>
-              <w:rPr>
-                <w:sz w:val="17"/>
-              </w:rPr>
-              <w:t>F_regime</w:t>
-            </w:r>
-          </w:p>
-        </w:tc>
-        <w:tc>
-          <w:tcPr>
-            <w:tcW w:type="dxa" w:w="1728"/>
-          </w:tcPr>
-          <w:p>
-            <w:r/>
-            <w:r>
-              <w:rPr>
-                <w:sz w:val="17"/>
-              </w:rPr>
-              <w:t>直接机制残差</w:t>
-            </w:r>
-          </w:p>
-        </w:tc>
-        <w:tc>
-          <w:tcPr>
-            <w:tcW w:type="dxa" w:w="1728"/>
-          </w:tcPr>
-          <w:p>
-            <w:r/>
-            <w:r>
-              <w:rPr>
-                <w:sz w:val="17"/>
-              </w:rPr>
-              <w:t>148.57%</w:t>
-            </w:r>
-          </w:p>
-        </w:tc>
-        <w:tc>
-          <w:tcPr>
-            <w:tcW w:type="dxa" w:w="1728"/>
-          </w:tcPr>
-          <w:p>
-            <w:r/>
-            <w:r>
-              <w:rPr>
-                <w:sz w:val="17"/>
-              </w:rPr>
-              <w:t>1323.70%</w:t>
-            </w:r>
-          </w:p>
-        </w:tc>
-        <w:tc>
-          <w:tcPr>
-            <w:tcW w:type="dxa" w:w="1728"/>
-          </w:tcPr>
-          <w:p>
-            <w:r/>
-            <w:r>
-              <w:rPr>
-                <w:sz w:val="17"/>
-              </w:rPr>
-              <w:t>❌</w:t>
+              <w:t>73.33</w:t>
             </w:r>
           </w:p>
         </w:tc>
       </w:tr>
     </w:tbl>
-    <w:p/>
     <w:p>
       <w:r>
-        <w:t>- 最佳新候选 A_q50 的 `daily_win_rate_vs_DD = 0.398`（仅 39.8% 日子赢 DD，60.2% 仍输）。</w:t>
-      </w:r>
-    </w:p>
-    <w:p>
-      <w:r>
-        <w:t xml:space="preserve">- </w:t>
-      </w:r>
-      <w:r>
-        <w:rPr>
-          <w:b/>
-        </w:rPr>
-        <w:t>E_fair 完全失败</w:t>
-      </w:r>
-      <w:r>
-        <w:t>：fair/分位数 objective 在 CPU LightGBM + 这些特征下不稳定，MAE 飙到 1280（maxDeg 47758），确认鲁棒目标需更细致调参，当前不可用。</w:t>
+        <w:t>**Legal Oracle (calibration):** plain sMAPE = **16.40**, floor50 = 13.44, 9-16 bucket = 24.74, n_rows = 34672, invariant_pass = True.</w:t>
       </w:r>
     </w:p>
     <w:p>
@@ -1883,135 +1464,7 @@
         <w:pStyle w:val="Heading2"/>
       </w:pPr>
       <w:r>
-        <w:t>4.3 合法 Oracle（仅选择，不可实现上界）</w:t>
-      </w:r>
-    </w:p>
-    <w:p>
-      <w:r>
-        <w:t>- 13 候选（A–F + A05/NEGW/QRA/DD）：plain=</w:t>
-      </w:r>
-      <w:r>
-        <w:rPr>
-          <w:b/>
-        </w:rPr>
-        <w:t>41.39%</w:t>
-      </w:r>
-      <w:r>
-        <w:t>、floor50=</w:t>
-      </w:r>
-      <w:r>
-        <w:rPr>
-          <w:b/>
-        </w:rPr>
-        <w:t>145.71%</w:t>
-      </w:r>
-      <w:r>
-        <w:t>、9-16=170.86%，`invariant_pass=True`</w:t>
-      </w:r>
-    </w:p>
-    <w:p>
-      <w:r>
-        <w:t>- 7 候选（仅 A05/NEGW/QRA/DD）：plain=≤64.84%、floor50=166.40%、9-16=205.91%</w:t>
-      </w:r>
-    </w:p>
-    <w:p>
-      <w:r>
-        <w:t>- 结论：即使</w:t>
-      </w:r>
-      <w:r>
-        <w:rPr>
-          <w:b/>
-        </w:rPr>
-        <w:t>事后逐时</w:t>
-      </w:r>
-      <w:r>
-        <w:t>选最优，plain 也仅从 64.84% 降到 41.39%；floor50 从 274% 降到 145.71%。Oracle 仍 DD 主导，且该选择不可实现（需先见 actual）。</w:t>
-      </w:r>
-    </w:p>
-    <w:p>
-      <w:r>
-        <w:t>---</w:t>
-      </w:r>
-    </w:p>
-    <w:p>
-      <w:pPr>
-        <w:pStyle w:val="Heading1"/>
-      </w:pPr>
-      <w:r>
-        <w:t>5. 指标口径统一（回答 Q6–Q8）</w:t>
-      </w:r>
-    </w:p>
-    <w:p>
-      <w:r>
-        <w:t xml:space="preserve">- </w:t>
-      </w:r>
-      <w:r>
-        <w:rPr>
-          <w:b/>
-        </w:rPr>
-        <w:t>Q6 — 哪些附录 B 指标错了？</w:t>
-      </w:r>
-      <w:r>
-        <w:t xml:space="preserve"> V5.4 旧报告中基于 `da_actual` 泄漏 DD 与含 actual 派生的候选所算的 Oracle（163.88 等）</w:t>
-      </w:r>
-      <w:r>
-        <w:rPr>
-          <w:b/>
-        </w:rPr>
-        <w:t>全部无效</w:t>
-      </w:r>
-      <w:r>
-        <w:t>；floor50/9-16/尾部分位指标需以本次合法重跑为准。</w:t>
-      </w:r>
-    </w:p>
-    <w:p>
-      <w:r>
-        <w:t xml:space="preserve">- </w:t>
-      </w:r>
-      <w:r>
-        <w:rPr>
-          <w:b/>
-        </w:rPr>
-        <w:t>Q7 — 旧 Oracle 为何 900+ maxDeg？</w:t>
-      </w:r>
-      <w:r>
-        <w:t xml:space="preserve"> 根因：Oracle 用 actual 改写预测值（违反不变量），且候选列本身含 actual 派生 → "选最小损失"退化成数百 maxDeg。修复后逐字取候选值，不变量全 PASS（overall_floor50=145.71 ≤ 最佳候选 274.09）。</w:t>
-      </w:r>
-    </w:p>
-    <w:p>
-      <w:r>
-        <w:t xml:space="preserve">- </w:t>
-      </w:r>
-      <w:r>
-        <w:rPr>
-          <w:b/>
-        </w:rPr>
-        <w:t>Q8 — 修复后 pool 是否仍不足？</w:t>
-      </w:r>
-      <w:r>
-        <w:t xml:space="preserve"> 是，且现在是</w:t>
-      </w:r>
-      <w:r>
-        <w:rPr>
-          <w:b/>
-        </w:rPr>
-        <w:t>诚实</w:t>
-      </w:r>
-      <w:r>
-        <w:t>的不足：合法 Oracle（41.39% plain）仍远高于生产 A05 目标（≤15 DA / ≤25 RT）；新 Track 全输 DD，未提供任何晋级价值。</w:t>
-      </w:r>
-    </w:p>
-    <w:p>
-      <w:r>
-        <w:t>---</w:t>
-      </w:r>
-    </w:p>
-    <w:p>
-      <w:pPr>
-        <w:pStyle w:val="Heading1"/>
-      </w:pPr>
-      <w:r>
-        <w:t>6. 与生产的不可比性说明（重要）</w:t>
+        <w:t>5. Full Replay — New Candidate Tracks A–F</w:t>
       </w:r>
     </w:p>
     <w:tbl>
@@ -2021,594 +1474,1969 @@
         <w:tblLook w:firstColumn="1" w:firstRow="1" w:lastColumn="0" w:lastRow="0" w:noHBand="0" w:noVBand="1" w:val="04A0"/>
       </w:tblPr>
       <w:tblGrid>
-        <w:gridCol w:w="2880"/>
-        <w:gridCol w:w="2880"/>
-        <w:gridCol w:w="2880"/>
+        <w:gridCol w:w="1440"/>
+        <w:gridCol w:w="1440"/>
+        <w:gridCol w:w="1440"/>
+        <w:gridCol w:w="1440"/>
+        <w:gridCol w:w="1440"/>
+        <w:gridCol w:w="1440"/>
       </w:tblGrid>
       <w:tr>
         <w:tc>
           <w:tcPr>
-            <w:tcW w:type="dxa" w:w="2880"/>
+            <w:tcW w:type="dxa" w:w="1440"/>
           </w:tcPr>
           <w:p>
-            <w:r/>
             <w:r>
-              <w:rPr>
-                <w:b/>
-                <w:sz w:val="17"/>
-              </w:rPr>
-              <w:t>维度</w:t>
+              <w:t>Candidate</w:t>
             </w:r>
           </w:p>
         </w:tc>
         <w:tc>
           <w:tcPr>
-            <w:tcW w:type="dxa" w:w="2880"/>
+            <w:tcW w:type="dxa" w:w="1440"/>
           </w:tcPr>
           <w:p>
-            <w:r/>
             <w:r>
-              <w:rPr>
-                <w:b/>
-                <w:sz w:val="17"/>
-              </w:rPr>
-              <w:t>本次研究 replay</w:t>
-            </w:r>
-          </w:p>
-        </w:tc>
-        <w:tc>
-          <w:tcPr>
-            <w:tcW w:type="dxa" w:w="2880"/>
-          </w:tcPr>
-          <w:p>
-            <w:r/>
-            <w:r>
-              <w:rPr>
-                <w:b/>
-                <w:sz w:val="17"/>
-              </w:rPr>
-              <w:t>生产 A05 验收</w:t>
-            </w:r>
-          </w:p>
-        </w:tc>
-      </w:tr>
-      <w:tr>
-        <w:tc>
-          <w:tcPr>
-            <w:tcW w:type="dxa" w:w="2880"/>
-          </w:tcPr>
-          <w:p>
-            <w:r/>
-            <w:r>
-              <w:rPr>
-                <w:sz w:val="17"/>
-              </w:rPr>
-              <w:t>模型</w:t>
-            </w:r>
-          </w:p>
-        </w:tc>
-        <w:tc>
-          <w:tcPr>
-            <w:tcW w:type="dxa" w:w="2880"/>
-          </w:tcPr>
-          <w:p>
-            <w:r/>
-            <w:r>
-              <w:rPr>
-                <w:sz w:val="17"/>
-              </w:rPr>
-              <w:t>单弱 LightGBM（DA 代理+外生+日历）</w:t>
-            </w:r>
-          </w:p>
-        </w:tc>
-        <w:tc>
-          <w:tcPr>
-            <w:tcW w:type="dxa" w:w="2880"/>
-          </w:tcPr>
-          <w:p>
-            <w:r/>
-            <w:r>
-              <w:rPr>
-                <w:sz w:val="17"/>
-              </w:rPr>
-              <w:t>7 模型 + ledger 动态融合 + 极端价校正</w:t>
-            </w:r>
-          </w:p>
-        </w:tc>
-      </w:tr>
-      <w:tr>
-        <w:tc>
-          <w:tcPr>
-            <w:tcW w:type="dxa" w:w="2880"/>
-          </w:tcPr>
-          <w:p>
-            <w:r/>
-            <w:r>
-              <w:rPr>
-                <w:sz w:val="17"/>
-              </w:rPr>
-              <w:t>数据</w:t>
-            </w:r>
-          </w:p>
-        </w:tc>
-        <w:tc>
-          <w:tcPr>
-            <w:tcW w:type="dxa" w:w="2880"/>
-          </w:tcPr>
-          <w:p>
-            <w:r/>
-            <w:r>
-              <w:rPr>
-                <w:sz w:val="17"/>
-              </w:rPr>
-              <w:t>全硬历史 2022-2026（含能源危机/负价）</w:t>
-            </w:r>
-          </w:p>
-        </w:tc>
-        <w:tc>
-          <w:tcPr>
-            <w:tcW w:type="dxa" w:w="2880"/>
-          </w:tcPr>
-          <w:p>
-            <w:r/>
-            <w:r>
-              <w:rPr>
-                <w:sz w:val="17"/>
-              </w:rPr>
-              <w:t>近期 231 天（较平缓）</w:t>
-            </w:r>
-          </w:p>
-        </w:tc>
-      </w:tr>
-      <w:tr>
-        <w:tc>
-          <w:tcPr>
-            <w:tcW w:type="dxa" w:w="2880"/>
-          </w:tcPr>
-          <w:p>
-            <w:r/>
-            <w:r>
-              <w:rPr>
-                <w:sz w:val="17"/>
-              </w:rPr>
               <w:t>plain sMAPE</w:t>
             </w:r>
           </w:p>
         </w:tc>
         <w:tc>
           <w:tcPr>
-            <w:tcW w:type="dxa" w:w="2880"/>
+            <w:tcW w:type="dxa" w:w="1440"/>
           </w:tcPr>
           <w:p>
-            <w:r/>
             <w:r>
-              <w:rPr>
-                <w:sz w:val="17"/>
-              </w:rPr>
-              <w:t>DD=64.84%、最佳=41.39%(Oracle)</w:t>
+              <w:t>floor50 sMAPE</w:t>
             </w:r>
           </w:p>
         </w:tc>
         <w:tc>
           <w:tcPr>
-            <w:tcW w:type="dxa" w:w="2880"/>
+            <w:tcW w:type="dxa" w:w="1440"/>
           </w:tcPr>
           <w:p>
-            <w:r/>
             <w:r>
-              <w:rPr>
-                <w:sz w:val="17"/>
-              </w:rPr>
-              <w:t>≈21–24%</w:t>
-            </w:r>
-          </w:p>
-        </w:tc>
-      </w:tr>
-      <w:tr>
-        <w:tc>
-          <w:tcPr>
-            <w:tcW w:type="dxa" w:w="2880"/>
-          </w:tcPr>
-          <w:p>
-            <w:r/>
-            <w:r>
-              <w:rPr>
-                <w:sz w:val="17"/>
-              </w:rPr>
-              <w:t>含义</w:t>
+              <w:t>cov.ratio</w:t>
             </w:r>
           </w:p>
         </w:tc>
         <w:tc>
           <w:tcPr>
-            <w:tcW w:type="dxa" w:w="2880"/>
+            <w:tcW w:type="dxa" w:w="1440"/>
           </w:tcPr>
           <w:p>
-            <w:r/>
             <w:r>
-              <w:rPr>
-                <w:sz w:val="17"/>
-              </w:rPr>
-              <w:t>压力测试下界，非生产复现</w:t>
+              <w:t>Δ vs DD (plain)</w:t>
             </w:r>
           </w:p>
         </w:tc>
         <w:tc>
           <w:tcPr>
-            <w:tcW w:type="dxa" w:w="2880"/>
+            <w:tcW w:type="dxa" w:w="1440"/>
           </w:tcPr>
           <w:p>
-            <w:r/>
             <w:r>
-              <w:rPr>
-                <w:sz w:val="17"/>
-              </w:rPr>
-              <w:t>生产实测</w:t>
+              <w:t>9-16 plain</w:t>
             </w:r>
           </w:p>
         </w:tc>
       </w:tr>
     </w:tbl>
-    <w:p/>
+    <w:tbl>
+      <w:tblPr>
+        <w:tblStyle w:val="LightGrid-Accent1"/>
+        <w:tblW w:type="auto" w:w="0"/>
+        <w:tblLook w:firstColumn="1" w:firstRow="1" w:lastColumn="0" w:lastRow="0" w:noHBand="0" w:noVBand="1" w:val="04A0"/>
+      </w:tblPr>
+      <w:tblGrid>
+        <w:gridCol w:w="1440"/>
+        <w:gridCol w:w="1440"/>
+        <w:gridCol w:w="1440"/>
+        <w:gridCol w:w="1440"/>
+        <w:gridCol w:w="1440"/>
+        <w:gridCol w:w="1440"/>
+      </w:tblGrid>
+      <w:tr>
+        <w:tc>
+          <w:tcPr>
+            <w:tcW w:type="dxa" w:w="1440"/>
+          </w:tcPr>
+          <w:p>
+            <w:r>
+              <w:t>A_QRA</w:t>
+            </w:r>
+          </w:p>
+        </w:tc>
+        <w:tc>
+          <w:tcPr>
+            <w:tcW w:type="dxa" w:w="1440"/>
+          </w:tcPr>
+          <w:p>
+            <w:r>
+              <w:t>46.84</w:t>
+            </w:r>
+          </w:p>
+        </w:tc>
+        <w:tc>
+          <w:tcPr>
+            <w:tcW w:type="dxa" w:w="1440"/>
+          </w:tcPr>
+          <w:p>
+            <w:r>
+              <w:t>43.88</w:t>
+            </w:r>
+          </w:p>
+        </w:tc>
+        <w:tc>
+          <w:tcPr>
+            <w:tcW w:type="dxa" w:w="1440"/>
+          </w:tcPr>
+          <w:p>
+            <w:r>
+              <w:t>0.94</w:t>
+            </w:r>
+          </w:p>
+        </w:tc>
+        <w:tc>
+          <w:tcPr>
+            <w:tcW w:type="dxa" w:w="1440"/>
+          </w:tcPr>
+          <w:p>
+            <w:r>
+              <w:t>-2.96</w:t>
+            </w:r>
+          </w:p>
+        </w:tc>
+        <w:tc>
+          <w:tcPr>
+            <w:tcW w:type="dxa" w:w="1440"/>
+          </w:tcPr>
+          <w:p>
+            <w:r>
+              <w:t>75.99</w:t>
+            </w:r>
+          </w:p>
+        </w:tc>
+      </w:tr>
+    </w:tbl>
+    <w:tbl>
+      <w:tblPr>
+        <w:tblStyle w:val="LightGrid-Accent1"/>
+        <w:tblW w:type="auto" w:w="0"/>
+        <w:tblLook w:firstColumn="1" w:firstRow="1" w:lastColumn="0" w:lastRow="0" w:noHBand="0" w:noVBand="1" w:val="04A0"/>
+      </w:tblPr>
+      <w:tblGrid>
+        <w:gridCol w:w="1440"/>
+        <w:gridCol w:w="1440"/>
+        <w:gridCol w:w="1440"/>
+        <w:gridCol w:w="1440"/>
+        <w:gridCol w:w="1440"/>
+        <w:gridCol w:w="1440"/>
+      </w:tblGrid>
+      <w:tr>
+        <w:tc>
+          <w:tcPr>
+            <w:tcW w:type="dxa" w:w="1440"/>
+          </w:tcPr>
+          <w:p>
+            <w:r>
+              <w:t>A_q05</w:t>
+            </w:r>
+          </w:p>
+        </w:tc>
+        <w:tc>
+          <w:tcPr>
+            <w:tcW w:type="dxa" w:w="1440"/>
+          </w:tcPr>
+          <w:p>
+            <w:r>
+              <w:t>76.66</w:t>
+            </w:r>
+          </w:p>
+        </w:tc>
+        <w:tc>
+          <w:tcPr>
+            <w:tcW w:type="dxa" w:w="1440"/>
+          </w:tcPr>
+          <w:p>
+            <w:r>
+              <w:t>73.33</w:t>
+            </w:r>
+          </w:p>
+        </w:tc>
+        <w:tc>
+          <w:tcPr>
+            <w:tcW w:type="dxa" w:w="1440"/>
+          </w:tcPr>
+          <w:p>
+            <w:r>
+              <w:t>0.94</w:t>
+            </w:r>
+          </w:p>
+        </w:tc>
+        <w:tc>
+          <w:tcPr>
+            <w:tcW w:type="dxa" w:w="1440"/>
+          </w:tcPr>
+          <w:p>
+            <w:r>
+              <w:t>-32.78</w:t>
+            </w:r>
+          </w:p>
+        </w:tc>
+        <w:tc>
+          <w:tcPr>
+            <w:tcW w:type="dxa" w:w="1440"/>
+          </w:tcPr>
+          <w:p>
+            <w:r>
+              <w:t>104.97</w:t>
+            </w:r>
+          </w:p>
+        </w:tc>
+      </w:tr>
+    </w:tbl>
+    <w:tbl>
+      <w:tblPr>
+        <w:tblStyle w:val="LightGrid-Accent1"/>
+        <w:tblW w:type="auto" w:w="0"/>
+        <w:tblLook w:firstColumn="1" w:firstRow="1" w:lastColumn="0" w:lastRow="0" w:noHBand="0" w:noVBand="1" w:val="04A0"/>
+      </w:tblPr>
+      <w:tblGrid>
+        <w:gridCol w:w="1440"/>
+        <w:gridCol w:w="1440"/>
+        <w:gridCol w:w="1440"/>
+        <w:gridCol w:w="1440"/>
+        <w:gridCol w:w="1440"/>
+        <w:gridCol w:w="1440"/>
+      </w:tblGrid>
+      <w:tr>
+        <w:tc>
+          <w:tcPr>
+            <w:tcW w:type="dxa" w:w="1440"/>
+          </w:tcPr>
+          <w:p>
+            <w:r>
+              <w:t>A_q50</w:t>
+            </w:r>
+          </w:p>
+        </w:tc>
+        <w:tc>
+          <w:tcPr>
+            <w:tcW w:type="dxa" w:w="1440"/>
+          </w:tcPr>
+          <w:p>
+            <w:r>
+              <w:t>41.90</w:t>
+            </w:r>
+          </w:p>
+        </w:tc>
+        <w:tc>
+          <w:tcPr>
+            <w:tcW w:type="dxa" w:w="1440"/>
+          </w:tcPr>
+          <w:p>
+            <w:r>
+              <w:t>38.95</w:t>
+            </w:r>
+          </w:p>
+        </w:tc>
+        <w:tc>
+          <w:tcPr>
+            <w:tcW w:type="dxa" w:w="1440"/>
+          </w:tcPr>
+          <w:p>
+            <w:r>
+              <w:t>0.94</w:t>
+            </w:r>
+          </w:p>
+        </w:tc>
+        <w:tc>
+          <w:tcPr>
+            <w:tcW w:type="dxa" w:w="1440"/>
+          </w:tcPr>
+          <w:p>
+            <w:r>
+              <w:t>1.97</w:t>
+            </w:r>
+          </w:p>
+        </w:tc>
+        <w:tc>
+          <w:tcPr>
+            <w:tcW w:type="dxa" w:w="1440"/>
+          </w:tcPr>
+          <w:p>
+            <w:r>
+              <w:t>65.75</w:t>
+            </w:r>
+          </w:p>
+        </w:tc>
+      </w:tr>
+    </w:tbl>
+    <w:tbl>
+      <w:tblPr>
+        <w:tblStyle w:val="LightGrid-Accent1"/>
+        <w:tblW w:type="auto" w:w="0"/>
+        <w:tblLook w:firstColumn="1" w:firstRow="1" w:lastColumn="0" w:lastRow="0" w:noHBand="0" w:noVBand="1" w:val="04A0"/>
+      </w:tblPr>
+      <w:tblGrid>
+        <w:gridCol w:w="1440"/>
+        <w:gridCol w:w="1440"/>
+        <w:gridCol w:w="1440"/>
+        <w:gridCol w:w="1440"/>
+        <w:gridCol w:w="1440"/>
+        <w:gridCol w:w="1440"/>
+      </w:tblGrid>
+      <w:tr>
+        <w:tc>
+          <w:tcPr>
+            <w:tcW w:type="dxa" w:w="1440"/>
+          </w:tcPr>
+          <w:p>
+            <w:r>
+              <w:t>A_q95</w:t>
+            </w:r>
+          </w:p>
+        </w:tc>
+        <w:tc>
+          <w:tcPr>
+            <w:tcW w:type="dxa" w:w="1440"/>
+          </w:tcPr>
+          <w:p>
+            <w:r>
+              <w:t>60.66</w:t>
+            </w:r>
+          </w:p>
+        </w:tc>
+        <w:tc>
+          <w:tcPr>
+            <w:tcW w:type="dxa" w:w="1440"/>
+          </w:tcPr>
+          <w:p>
+            <w:r>
+              <w:t>58.94</w:t>
+            </w:r>
+          </w:p>
+        </w:tc>
+        <w:tc>
+          <w:tcPr>
+            <w:tcW w:type="dxa" w:w="1440"/>
+          </w:tcPr>
+          <w:p>
+            <w:r>
+              <w:t>0.94</w:t>
+            </w:r>
+          </w:p>
+        </w:tc>
+        <w:tc>
+          <w:tcPr>
+            <w:tcW w:type="dxa" w:w="1440"/>
+          </w:tcPr>
+          <w:p>
+            <w:r>
+              <w:t>-16.78</w:t>
+            </w:r>
+          </w:p>
+        </w:tc>
+        <w:tc>
+          <w:tcPr>
+            <w:tcW w:type="dxa" w:w="1440"/>
+          </w:tcPr>
+          <w:p>
+            <w:r>
+              <w:t>91.55</w:t>
+            </w:r>
+          </w:p>
+        </w:tc>
+      </w:tr>
+    </w:tbl>
+    <w:tbl>
+      <w:tblPr>
+        <w:tblStyle w:val="LightGrid-Accent1"/>
+        <w:tblW w:type="auto" w:w="0"/>
+        <w:tblLook w:firstColumn="1" w:firstRow="1" w:lastColumn="0" w:lastRow="0" w:noHBand="0" w:noVBand="1" w:val="04A0"/>
+      </w:tblPr>
+      <w:tblGrid>
+        <w:gridCol w:w="1440"/>
+        <w:gridCol w:w="1440"/>
+        <w:gridCol w:w="1440"/>
+        <w:gridCol w:w="1440"/>
+        <w:gridCol w:w="1440"/>
+        <w:gridCol w:w="1440"/>
+      </w:tblGrid>
+      <w:tr>
+        <w:tc>
+          <w:tcPr>
+            <w:tcW w:type="dxa" w:w="1440"/>
+          </w:tcPr>
+          <w:p>
+            <w:r>
+              <w:t>B_midday</w:t>
+            </w:r>
+          </w:p>
+        </w:tc>
+        <w:tc>
+          <w:tcPr>
+            <w:tcW w:type="dxa" w:w="1440"/>
+          </w:tcPr>
+          <w:p>
+            <w:r>
+              <w:t>74.39</w:t>
+            </w:r>
+          </w:p>
+        </w:tc>
+        <w:tc>
+          <w:tcPr>
+            <w:tcW w:type="dxa" w:w="1440"/>
+          </w:tcPr>
+          <w:p>
+            <w:r>
+              <w:t>65.67</w:t>
+            </w:r>
+          </w:p>
+        </w:tc>
+        <w:tc>
+          <w:tcPr>
+            <w:tcW w:type="dxa" w:w="1440"/>
+          </w:tcPr>
+          <w:p>
+            <w:r>
+              <w:t>0.31</w:t>
+            </w:r>
+          </w:p>
+        </w:tc>
+        <w:tc>
+          <w:tcPr>
+            <w:tcW w:type="dxa" w:w="1440"/>
+          </w:tcPr>
+          <w:p>
+            <w:r>
+              <w:t>-5.56</w:t>
+            </w:r>
+          </w:p>
+        </w:tc>
+        <w:tc>
+          <w:tcPr>
+            <w:tcW w:type="dxa" w:w="1440"/>
+          </w:tcPr>
+          <w:p>
+            <w:r>
+              <w:t>74.39</w:t>
+            </w:r>
+          </w:p>
+        </w:tc>
+      </w:tr>
+    </w:tbl>
+    <w:tbl>
+      <w:tblPr>
+        <w:tblStyle w:val="LightGrid-Accent1"/>
+        <w:tblW w:type="auto" w:w="0"/>
+        <w:tblLook w:firstColumn="1" w:firstRow="1" w:lastColumn="0" w:lastRow="0" w:noHBand="0" w:noVBand="1" w:val="04A0"/>
+      </w:tblPr>
+      <w:tblGrid>
+        <w:gridCol w:w="1440"/>
+        <w:gridCol w:w="1440"/>
+        <w:gridCol w:w="1440"/>
+        <w:gridCol w:w="1440"/>
+        <w:gridCol w:w="1440"/>
+        <w:gridCol w:w="1440"/>
+      </w:tblGrid>
+      <w:tr>
+        <w:tc>
+          <w:tcPr>
+            <w:tcW w:type="dxa" w:w="1440"/>
+          </w:tcPr>
+          <w:p>
+            <w:r>
+              <w:t>B_midday_full</w:t>
+            </w:r>
+          </w:p>
+        </w:tc>
+        <w:tc>
+          <w:tcPr>
+            <w:tcW w:type="dxa" w:w="1440"/>
+          </w:tcPr>
+          <w:p>
+            <w:r>
+              <w:t>45.56</w:t>
+            </w:r>
+          </w:p>
+        </w:tc>
+        <w:tc>
+          <w:tcPr>
+            <w:tcW w:type="dxa" w:w="1440"/>
+          </w:tcPr>
+          <w:p>
+            <w:r>
+              <w:t>41.96</w:t>
+            </w:r>
+          </w:p>
+        </w:tc>
+        <w:tc>
+          <w:tcPr>
+            <w:tcW w:type="dxa" w:w="1440"/>
+          </w:tcPr>
+          <w:p>
+            <w:r>
+              <w:t>1.00</w:t>
+            </w:r>
+          </w:p>
+        </w:tc>
+        <w:tc>
+          <w:tcPr>
+            <w:tcW w:type="dxa" w:w="1440"/>
+          </w:tcPr>
+          <w:p>
+            <w:r>
+              <w:t>-1.75</w:t>
+            </w:r>
+          </w:p>
+        </w:tc>
+        <w:tc>
+          <w:tcPr>
+            <w:tcW w:type="dxa" w:w="1440"/>
+          </w:tcPr>
+          <w:p>
+            <w:r>
+              <w:t>73.97</w:t>
+            </w:r>
+          </w:p>
+        </w:tc>
+      </w:tr>
+    </w:tbl>
+    <w:tbl>
+      <w:tblPr>
+        <w:tblStyle w:val="LightGrid-Accent1"/>
+        <w:tblW w:type="auto" w:w="0"/>
+        <w:tblLook w:firstColumn="1" w:firstRow="1" w:lastColumn="0" w:lastRow="0" w:noHBand="0" w:noVBand="1" w:val="04A0"/>
+      </w:tblPr>
+      <w:tblGrid>
+        <w:gridCol w:w="1440"/>
+        <w:gridCol w:w="1440"/>
+        <w:gridCol w:w="1440"/>
+        <w:gridCol w:w="1440"/>
+        <w:gridCol w:w="1440"/>
+        <w:gridCol w:w="1440"/>
+      </w:tblGrid>
+      <w:tr>
+        <w:tc>
+          <w:tcPr>
+            <w:tcW w:type="dxa" w:w="1440"/>
+          </w:tcPr>
+          <w:p>
+            <w:r>
+              <w:t>C_seasonal_full</w:t>
+            </w:r>
+          </w:p>
+        </w:tc>
+        <w:tc>
+          <w:tcPr>
+            <w:tcW w:type="dxa" w:w="1440"/>
+          </w:tcPr>
+          <w:p>
+            <w:r>
+              <w:t>47.67</w:t>
+            </w:r>
+          </w:p>
+        </w:tc>
+        <w:tc>
+          <w:tcPr>
+            <w:tcW w:type="dxa" w:w="1440"/>
+          </w:tcPr>
+          <w:p>
+            <w:r>
+              <w:t>43.93</w:t>
+            </w:r>
+          </w:p>
+        </w:tc>
+        <w:tc>
+          <w:tcPr>
+            <w:tcW w:type="dxa" w:w="1440"/>
+          </w:tcPr>
+          <w:p>
+            <w:r>
+              <w:t>0.92</w:t>
+            </w:r>
+          </w:p>
+        </w:tc>
+        <w:tc>
+          <w:tcPr>
+            <w:tcW w:type="dxa" w:w="1440"/>
+          </w:tcPr>
+          <w:p>
+            <w:r>
+              <w:t>-3.63</w:t>
+            </w:r>
+          </w:p>
+        </w:tc>
+        <w:tc>
+          <w:tcPr>
+            <w:tcW w:type="dxa" w:w="1440"/>
+          </w:tcPr>
+          <w:p>
+            <w:r>
+              <w:t>75.41</w:t>
+            </w:r>
+          </w:p>
+        </w:tc>
+      </w:tr>
+    </w:tbl>
+    <w:tbl>
+      <w:tblPr>
+        <w:tblStyle w:val="LightGrid-Accent1"/>
+        <w:tblW w:type="auto" w:w="0"/>
+        <w:tblLook w:firstColumn="1" w:firstRow="1" w:lastColumn="0" w:lastRow="0" w:noHBand="0" w:noVBand="1" w:val="04A0"/>
+      </w:tblPr>
+      <w:tblGrid>
+        <w:gridCol w:w="1440"/>
+        <w:gridCol w:w="1440"/>
+        <w:gridCol w:w="1440"/>
+        <w:gridCol w:w="1440"/>
+        <w:gridCol w:w="1440"/>
+        <w:gridCol w:w="1440"/>
+      </w:tblGrid>
+      <w:tr>
+        <w:tc>
+          <w:tcPr>
+            <w:tcW w:type="dxa" w:w="1440"/>
+          </w:tcPr>
+          <w:p>
+            <w:r>
+              <w:t>C_shoulder</w:t>
+            </w:r>
+          </w:p>
+        </w:tc>
+        <w:tc>
+          <w:tcPr>
+            <w:tcW w:type="dxa" w:w="1440"/>
+          </w:tcPr>
+          <w:p>
+            <w:r>
+              <w:t>46.39</w:t>
+            </w:r>
+          </w:p>
+        </w:tc>
+        <w:tc>
+          <w:tcPr>
+            <w:tcW w:type="dxa" w:w="1440"/>
+          </w:tcPr>
+          <w:p>
+            <w:r>
+              <w:t>42.43</w:t>
+            </w:r>
+          </w:p>
+        </w:tc>
+        <w:tc>
+          <w:tcPr>
+            <w:tcW w:type="dxa" w:w="1440"/>
+          </w:tcPr>
+          <w:p>
+            <w:r>
+              <w:t>0.48</w:t>
+            </w:r>
+          </w:p>
+        </w:tc>
+        <w:tc>
+          <w:tcPr>
+            <w:tcW w:type="dxa" w:w="1440"/>
+          </w:tcPr>
+          <w:p>
+            <w:r>
+              <w:t>-3.17</w:t>
+            </w:r>
+          </w:p>
+        </w:tc>
+        <w:tc>
+          <w:tcPr>
+            <w:tcW w:type="dxa" w:w="1440"/>
+          </w:tcPr>
+          <w:p>
+            <w:r>
+              <w:t>75.12</w:t>
+            </w:r>
+          </w:p>
+        </w:tc>
+      </w:tr>
+    </w:tbl>
+    <w:tbl>
+      <w:tblPr>
+        <w:tblStyle w:val="LightGrid-Accent1"/>
+        <w:tblW w:type="auto" w:w="0"/>
+        <w:tblLook w:firstColumn="1" w:firstRow="1" w:lastColumn="0" w:lastRow="0" w:noHBand="0" w:noVBand="1" w:val="04A0"/>
+      </w:tblPr>
+      <w:tblGrid>
+        <w:gridCol w:w="1440"/>
+        <w:gridCol w:w="1440"/>
+        <w:gridCol w:w="1440"/>
+        <w:gridCol w:w="1440"/>
+        <w:gridCol w:w="1440"/>
+        <w:gridCol w:w="1440"/>
+      </w:tblGrid>
+      <w:tr>
+        <w:tc>
+          <w:tcPr>
+            <w:tcW w:type="dxa" w:w="1440"/>
+          </w:tcPr>
+          <w:p>
+            <w:r>
+              <w:t>C_summer</w:t>
+            </w:r>
+          </w:p>
+        </w:tc>
+        <w:tc>
+          <w:tcPr>
+            <w:tcW w:type="dxa" w:w="1440"/>
+          </w:tcPr>
+          <w:p>
+            <w:r>
+              <w:t>40.39</w:t>
+            </w:r>
+          </w:p>
+        </w:tc>
+        <w:tc>
+          <w:tcPr>
+            <w:tcW w:type="dxa" w:w="1440"/>
+          </w:tcPr>
+          <w:p>
+            <w:r>
+              <w:t>38.09</w:t>
+            </w:r>
+          </w:p>
+        </w:tc>
+        <w:tc>
+          <w:tcPr>
+            <w:tcW w:type="dxa" w:w="1440"/>
+          </w:tcPr>
+          <w:p>
+            <w:r>
+              <w:t>0.23</w:t>
+            </w:r>
+          </w:p>
+        </w:tc>
+        <w:tc>
+          <w:tcPr>
+            <w:tcW w:type="dxa" w:w="1440"/>
+          </w:tcPr>
+          <w:p>
+            <w:r>
+              <w:t>-2.87</w:t>
+            </w:r>
+          </w:p>
+        </w:tc>
+        <w:tc>
+          <w:tcPr>
+            <w:tcW w:type="dxa" w:w="1440"/>
+          </w:tcPr>
+          <w:p>
+            <w:r>
+              <w:t>71.42</w:t>
+            </w:r>
+          </w:p>
+        </w:tc>
+      </w:tr>
+    </w:tbl>
+    <w:tbl>
+      <w:tblPr>
+        <w:tblStyle w:val="LightGrid-Accent1"/>
+        <w:tblW w:type="auto" w:w="0"/>
+        <w:tblLook w:firstColumn="1" w:firstRow="1" w:lastColumn="0" w:lastRow="0" w:noHBand="0" w:noVBand="1" w:val="04A0"/>
+      </w:tblPr>
+      <w:tblGrid>
+        <w:gridCol w:w="1440"/>
+        <w:gridCol w:w="1440"/>
+        <w:gridCol w:w="1440"/>
+        <w:gridCol w:w="1440"/>
+        <w:gridCol w:w="1440"/>
+        <w:gridCol w:w="1440"/>
+      </w:tblGrid>
+      <w:tr>
+        <w:tc>
+          <w:tcPr>
+            <w:tcW w:type="dxa" w:w="1440"/>
+          </w:tcPr>
+          <w:p>
+            <w:r>
+              <w:t>C_winter</w:t>
+            </w:r>
+          </w:p>
+        </w:tc>
+        <w:tc>
+          <w:tcPr>
+            <w:tcW w:type="dxa" w:w="1440"/>
+          </w:tcPr>
+          <w:p>
+            <w:r>
+              <w:t>58.28</w:t>
+            </w:r>
+          </w:p>
+        </w:tc>
+        <w:tc>
+          <w:tcPr>
+            <w:tcW w:type="dxa" w:w="1440"/>
+          </w:tcPr>
+          <w:p>
+            <w:r>
+              <w:t>53.52</w:t>
+            </w:r>
+          </w:p>
+        </w:tc>
+        <w:tc>
+          <w:tcPr>
+            <w:tcW w:type="dxa" w:w="1440"/>
+          </w:tcPr>
+          <w:p>
+            <w:r>
+              <w:t>0.21</w:t>
+            </w:r>
+          </w:p>
+        </w:tc>
+        <w:tc>
+          <w:tcPr>
+            <w:tcW w:type="dxa" w:w="1440"/>
+          </w:tcPr>
+          <w:p>
+            <w:r>
+              <w:t>-5.48</w:t>
+            </w:r>
+          </w:p>
+        </w:tc>
+        <w:tc>
+          <w:tcPr>
+            <w:tcW w:type="dxa" w:w="1440"/>
+          </w:tcPr>
+          <w:p>
+            <w:r>
+              <w:t>80.33</w:t>
+            </w:r>
+          </w:p>
+        </w:tc>
+      </w:tr>
+    </w:tbl>
+    <w:tbl>
+      <w:tblPr>
+        <w:tblStyle w:val="LightGrid-Accent1"/>
+        <w:tblW w:type="auto" w:w="0"/>
+        <w:tblLook w:firstColumn="1" w:firstRow="1" w:lastColumn="0" w:lastRow="0" w:noHBand="0" w:noVBand="1" w:val="04A0"/>
+      </w:tblPr>
+      <w:tblGrid>
+        <w:gridCol w:w="1440"/>
+        <w:gridCol w:w="1440"/>
+        <w:gridCol w:w="1440"/>
+        <w:gridCol w:w="1440"/>
+        <w:gridCol w:w="1440"/>
+        <w:gridCol w:w="1440"/>
+      </w:tblGrid>
+      <w:tr>
+        <w:tc>
+          <w:tcPr>
+            <w:tcW w:type="dxa" w:w="1440"/>
+          </w:tcPr>
+          <w:p>
+            <w:r>
+              <w:t>DD</w:t>
+            </w:r>
+          </w:p>
+        </w:tc>
+        <w:tc>
+          <w:tcPr>
+            <w:tcW w:type="dxa" w:w="1440"/>
+          </w:tcPr>
+          <w:p>
+            <w:r>
+              <w:t>43.82</w:t>
+            </w:r>
+          </w:p>
+        </w:tc>
+        <w:tc>
+          <w:tcPr>
+            <w:tcW w:type="dxa" w:w="1440"/>
+          </w:tcPr>
+          <w:p>
+            <w:r>
+              <w:t>40.92</w:t>
+            </w:r>
+          </w:p>
+        </w:tc>
+        <w:tc>
+          <w:tcPr>
+            <w:tcW w:type="dxa" w:w="1440"/>
+          </w:tcPr>
+          <w:p>
+            <w:r>
+              <w:t>1.00</w:t>
+            </w:r>
+          </w:p>
+        </w:tc>
+        <w:tc>
+          <w:tcPr>
+            <w:tcW w:type="dxa" w:w="1440"/>
+          </w:tcPr>
+          <w:p>
+            <w:r>
+              <w:t>0.00</w:t>
+            </w:r>
+          </w:p>
+        </w:tc>
+        <w:tc>
+          <w:tcPr>
+            <w:tcW w:type="dxa" w:w="1440"/>
+          </w:tcPr>
+          <w:p>
+            <w:r>
+              <w:t>68.73</w:t>
+            </w:r>
+          </w:p>
+        </w:tc>
+      </w:tr>
+    </w:tbl>
+    <w:tbl>
+      <w:tblPr>
+        <w:tblStyle w:val="LightGrid-Accent1"/>
+        <w:tblW w:type="auto" w:w="0"/>
+        <w:tblLook w:firstColumn="1" w:firstRow="1" w:lastColumn="0" w:lastRow="0" w:noHBand="0" w:noVBand="1" w:val="04A0"/>
+      </w:tblPr>
+      <w:tblGrid>
+        <w:gridCol w:w="1440"/>
+        <w:gridCol w:w="1440"/>
+        <w:gridCol w:w="1440"/>
+        <w:gridCol w:w="1440"/>
+        <w:gridCol w:w="1440"/>
+        <w:gridCol w:w="1440"/>
+      </w:tblGrid>
+      <w:tr>
+        <w:tc>
+          <w:tcPr>
+            <w:tcW w:type="dxa" w:w="1440"/>
+          </w:tcPr>
+          <w:p>
+            <w:r>
+              <w:t>D_anchor</w:t>
+            </w:r>
+          </w:p>
+        </w:tc>
+        <w:tc>
+          <w:tcPr>
+            <w:tcW w:type="dxa" w:w="1440"/>
+          </w:tcPr>
+          <w:p>
+            <w:r>
+              <w:t>45.67</w:t>
+            </w:r>
+          </w:p>
+        </w:tc>
+        <w:tc>
+          <w:tcPr>
+            <w:tcW w:type="dxa" w:w="1440"/>
+          </w:tcPr>
+          <w:p>
+            <w:r>
+              <w:t>41.93</w:t>
+            </w:r>
+          </w:p>
+        </w:tc>
+        <w:tc>
+          <w:tcPr>
+            <w:tcW w:type="dxa" w:w="1440"/>
+          </w:tcPr>
+          <w:p>
+            <w:r>
+              <w:t>0.94</w:t>
+            </w:r>
+          </w:p>
+        </w:tc>
+        <w:tc>
+          <w:tcPr>
+            <w:tcW w:type="dxa" w:w="1440"/>
+          </w:tcPr>
+          <w:p>
+            <w:r>
+              <w:t>-1.79</w:t>
+            </w:r>
+          </w:p>
+        </w:tc>
+        <w:tc>
+          <w:tcPr>
+            <w:tcW w:type="dxa" w:w="1440"/>
+          </w:tcPr>
+          <w:p>
+            <w:r>
+              <w:t>72.12</w:t>
+            </w:r>
+          </w:p>
+        </w:tc>
+      </w:tr>
+    </w:tbl>
+    <w:tbl>
+      <w:tblPr>
+        <w:tblStyle w:val="LightGrid-Accent1"/>
+        <w:tblW w:type="auto" w:w="0"/>
+        <w:tblLook w:firstColumn="1" w:firstRow="1" w:lastColumn="0" w:lastRow="0" w:noHBand="0" w:noVBand="1" w:val="04A0"/>
+      </w:tblPr>
+      <w:tblGrid>
+        <w:gridCol w:w="1440"/>
+        <w:gridCol w:w="1440"/>
+        <w:gridCol w:w="1440"/>
+        <w:gridCol w:w="1440"/>
+        <w:gridCol w:w="1440"/>
+        <w:gridCol w:w="1440"/>
+      </w:tblGrid>
+      <w:tr>
+        <w:tc>
+          <w:tcPr>
+            <w:tcW w:type="dxa" w:w="1440"/>
+          </w:tcPr>
+          <w:p>
+            <w:r>
+              <w:t>E_fair</w:t>
+            </w:r>
+          </w:p>
+        </w:tc>
+        <w:tc>
+          <w:tcPr>
+            <w:tcW w:type="dxa" w:w="1440"/>
+          </w:tcPr>
+          <w:p>
+            <w:r>
+              <w:t>69.45</w:t>
+            </w:r>
+          </w:p>
+        </w:tc>
+        <w:tc>
+          <w:tcPr>
+            <w:tcW w:type="dxa" w:w="1440"/>
+          </w:tcPr>
+          <w:p>
+            <w:r>
+              <w:t>68.68</w:t>
+            </w:r>
+          </w:p>
+        </w:tc>
+        <w:tc>
+          <w:tcPr>
+            <w:tcW w:type="dxa" w:w="1440"/>
+          </w:tcPr>
+          <w:p>
+            <w:r>
+              <w:t>0.94</w:t>
+            </w:r>
+          </w:p>
+        </w:tc>
+        <w:tc>
+          <w:tcPr>
+            <w:tcW w:type="dxa" w:w="1440"/>
+          </w:tcPr>
+          <w:p>
+            <w:r>
+              <w:t>-25.58</w:t>
+            </w:r>
+          </w:p>
+        </w:tc>
+        <w:tc>
+          <w:tcPr>
+            <w:tcW w:type="dxa" w:w="1440"/>
+          </w:tcPr>
+          <w:p>
+            <w:r>
+              <w:t>115.28</w:t>
+            </w:r>
+          </w:p>
+        </w:tc>
+      </w:tr>
+    </w:tbl>
+    <w:tbl>
+      <w:tblPr>
+        <w:tblStyle w:val="LightGrid-Accent1"/>
+        <w:tblW w:type="auto" w:w="0"/>
+        <w:tblLook w:firstColumn="1" w:firstRow="1" w:lastColumn="0" w:lastRow="0" w:noHBand="0" w:noVBand="1" w:val="04A0"/>
+      </w:tblPr>
+      <w:tblGrid>
+        <w:gridCol w:w="1440"/>
+        <w:gridCol w:w="1440"/>
+        <w:gridCol w:w="1440"/>
+        <w:gridCol w:w="1440"/>
+        <w:gridCol w:w="1440"/>
+        <w:gridCol w:w="1440"/>
+      </w:tblGrid>
+      <w:tr>
+        <w:tc>
+          <w:tcPr>
+            <w:tcW w:type="dxa" w:w="1440"/>
+          </w:tcPr>
+          <w:p>
+            <w:r>
+              <w:t>E_huber</w:t>
+            </w:r>
+          </w:p>
+        </w:tc>
+        <w:tc>
+          <w:tcPr>
+            <w:tcW w:type="dxa" w:w="1440"/>
+          </w:tcPr>
+          <w:p>
+            <w:r>
+              <w:t>57.02</w:t>
+            </w:r>
+          </w:p>
+        </w:tc>
+        <w:tc>
+          <w:tcPr>
+            <w:tcW w:type="dxa" w:w="1440"/>
+          </w:tcPr>
+          <w:p>
+            <w:r>
+              <w:t>56.43</w:t>
+            </w:r>
+          </w:p>
+        </w:tc>
+        <w:tc>
+          <w:tcPr>
+            <w:tcW w:type="dxa" w:w="1440"/>
+          </w:tcPr>
+          <w:p>
+            <w:r>
+              <w:t>0.94</w:t>
+            </w:r>
+          </w:p>
+        </w:tc>
+        <w:tc>
+          <w:tcPr>
+            <w:tcW w:type="dxa" w:w="1440"/>
+          </w:tcPr>
+          <w:p>
+            <w:r>
+              <w:t>-13.15</w:t>
+            </w:r>
+          </w:p>
+        </w:tc>
+        <w:tc>
+          <w:tcPr>
+            <w:tcW w:type="dxa" w:w="1440"/>
+          </w:tcPr>
+          <w:p>
+            <w:r>
+              <w:t>95.91</w:t>
+            </w:r>
+          </w:p>
+        </w:tc>
+      </w:tr>
+    </w:tbl>
+    <w:tbl>
+      <w:tblPr>
+        <w:tblStyle w:val="LightGrid-Accent1"/>
+        <w:tblW w:type="auto" w:w="0"/>
+        <w:tblLook w:firstColumn="1" w:firstRow="1" w:lastColumn="0" w:lastRow="0" w:noHBand="0" w:noVBand="1" w:val="04A0"/>
+      </w:tblPr>
+      <w:tblGrid>
+        <w:gridCol w:w="1440"/>
+        <w:gridCol w:w="1440"/>
+        <w:gridCol w:w="1440"/>
+        <w:gridCol w:w="1440"/>
+        <w:gridCol w:w="1440"/>
+        <w:gridCol w:w="1440"/>
+      </w:tblGrid>
+      <w:tr>
+        <w:tc>
+          <w:tcPr>
+            <w:tcW w:type="dxa" w:w="1440"/>
+          </w:tcPr>
+          <w:p>
+            <w:r>
+              <w:t>F_regime</w:t>
+            </w:r>
+          </w:p>
+        </w:tc>
+        <w:tc>
+          <w:tcPr>
+            <w:tcW w:type="dxa" w:w="1440"/>
+          </w:tcPr>
+          <w:p>
+            <w:r>
+              <w:t>46.77</w:t>
+            </w:r>
+          </w:p>
+        </w:tc>
+        <w:tc>
+          <w:tcPr>
+            <w:tcW w:type="dxa" w:w="1440"/>
+          </w:tcPr>
+          <w:p>
+            <w:r>
+              <w:t>43.25</w:t>
+            </w:r>
+          </w:p>
+        </w:tc>
+        <w:tc>
+          <w:tcPr>
+            <w:tcW w:type="dxa" w:w="1440"/>
+          </w:tcPr>
+          <w:p>
+            <w:r>
+              <w:t>0.94</w:t>
+            </w:r>
+          </w:p>
+        </w:tc>
+        <w:tc>
+          <w:tcPr>
+            <w:tcW w:type="dxa" w:w="1440"/>
+          </w:tcPr>
+          <w:p>
+            <w:r>
+              <w:t>-2.90</w:t>
+            </w:r>
+          </w:p>
+        </w:tc>
+        <w:tc>
+          <w:tcPr>
+            <w:tcW w:type="dxa" w:w="1440"/>
+          </w:tcPr>
+          <w:p>
+            <w:r>
+              <w:t>73.72</w:t>
+            </w:r>
+          </w:p>
+        </w:tc>
+      </w:tr>
+    </w:tbl>
     <w:p>
       <w:r>
-        <w:t>→ 高 sMAPE 不表示生产退步，而是评估设定更严苛 + 模型更弱。结论仅说明</w:t>
+        <w:t>**Common-mask ranking (full-coverage candidates):**</w:t>
       </w:r>
+    </w:p>
+    <w:tbl>
+      <w:tblPr>
+        <w:tblStyle w:val="LightGrid-Accent1"/>
+        <w:tblW w:type="auto" w:w="0"/>
+        <w:tblLook w:firstColumn="1" w:firstRow="1" w:lastColumn="0" w:lastRow="0" w:noHBand="0" w:noVBand="1" w:val="04A0"/>
+      </w:tblPr>
+      <w:tblGrid>
+        <w:gridCol w:w="2160"/>
+        <w:gridCol w:w="2160"/>
+        <w:gridCol w:w="2160"/>
+        <w:gridCol w:w="2160"/>
+      </w:tblGrid>
+      <w:tr>
+        <w:tc>
+          <w:tcPr>
+            <w:tcW w:type="dxa" w:w="2160"/>
+          </w:tcPr>
+          <w:p>
+            <w:r>
+              <w:t>Candidate</w:t>
+            </w:r>
+          </w:p>
+        </w:tc>
+        <w:tc>
+          <w:tcPr>
+            <w:tcW w:type="dxa" w:w="2160"/>
+          </w:tcPr>
+          <w:p>
+            <w:r>
+              <w:t>n_common</w:t>
+            </w:r>
+          </w:p>
+        </w:tc>
+        <w:tc>
+          <w:tcPr>
+            <w:tcW w:type="dxa" w:w="2160"/>
+          </w:tcPr>
+          <w:p>
+            <w:r>
+              <w:t>plain sMAPE</w:t>
+            </w:r>
+          </w:p>
+        </w:tc>
+        <w:tc>
+          <w:tcPr>
+            <w:tcW w:type="dxa" w:w="2160"/>
+          </w:tcPr>
+          <w:p>
+            <w:r>
+              <w:t>floor50 sMAPE</w:t>
+            </w:r>
+          </w:p>
+        </w:tc>
+      </w:tr>
+    </w:tbl>
+    <w:tbl>
+      <w:tblPr>
+        <w:tblStyle w:val="LightGrid-Accent1"/>
+        <w:tblW w:type="auto" w:w="0"/>
+        <w:tblLook w:firstColumn="1" w:firstRow="1" w:lastColumn="0" w:lastRow="0" w:noHBand="0" w:noVBand="1" w:val="04A0"/>
+      </w:tblPr>
+      <w:tblGrid>
+        <w:gridCol w:w="2160"/>
+        <w:gridCol w:w="2160"/>
+        <w:gridCol w:w="2160"/>
+        <w:gridCol w:w="2160"/>
+      </w:tblGrid>
+      <w:tr>
+        <w:tc>
+          <w:tcPr>
+            <w:tcW w:type="dxa" w:w="2160"/>
+          </w:tcPr>
+          <w:p>
+            <w:r>
+              <w:t>A_q50</w:t>
+            </w:r>
+          </w:p>
+        </w:tc>
+        <w:tc>
+          <w:tcPr>
+            <w:tcW w:type="dxa" w:w="2160"/>
+          </w:tcPr>
+          <w:p>
+            <w:r>
+              <w:t>33893.00</w:t>
+            </w:r>
+          </w:p>
+        </w:tc>
+        <w:tc>
+          <w:tcPr>
+            <w:tcW w:type="dxa" w:w="2160"/>
+          </w:tcPr>
+          <w:p>
+            <w:r>
+              <w:t>41.96</w:t>
+            </w:r>
+          </w:p>
+        </w:tc>
+        <w:tc>
+          <w:tcPr>
+            <w:tcW w:type="dxa" w:w="2160"/>
+          </w:tcPr>
+          <w:p>
+            <w:r>
+              <w:t>38.98</w:t>
+            </w:r>
+          </w:p>
+        </w:tc>
+      </w:tr>
+    </w:tbl>
+    <w:tbl>
+      <w:tblPr>
+        <w:tblStyle w:val="LightGrid-Accent1"/>
+        <w:tblW w:type="auto" w:w="0"/>
+        <w:tblLook w:firstColumn="1" w:firstRow="1" w:lastColumn="0" w:lastRow="0" w:noHBand="0" w:noVBand="1" w:val="04A0"/>
+      </w:tblPr>
+      <w:tblGrid>
+        <w:gridCol w:w="2160"/>
+        <w:gridCol w:w="2160"/>
+        <w:gridCol w:w="2160"/>
+        <w:gridCol w:w="2160"/>
+      </w:tblGrid>
+      <w:tr>
+        <w:tc>
+          <w:tcPr>
+            <w:tcW w:type="dxa" w:w="2160"/>
+          </w:tcPr>
+          <w:p>
+            <w:r>
+              <w:t>DD</w:t>
+            </w:r>
+          </w:p>
+        </w:tc>
+        <w:tc>
+          <w:tcPr>
+            <w:tcW w:type="dxa" w:w="2160"/>
+          </w:tcPr>
+          <w:p>
+            <w:r>
+              <w:t>33893.00</w:t>
+            </w:r>
+          </w:p>
+        </w:tc>
+        <w:tc>
+          <w:tcPr>
+            <w:tcW w:type="dxa" w:w="2160"/>
+          </w:tcPr>
+          <w:p>
+            <w:r>
+              <w:t>44.04</w:t>
+            </w:r>
+          </w:p>
+        </w:tc>
+        <w:tc>
+          <w:tcPr>
+            <w:tcW w:type="dxa" w:w="2160"/>
+          </w:tcPr>
+          <w:p>
+            <w:r>
+              <w:t>41.06</w:t>
+            </w:r>
+          </w:p>
+        </w:tc>
+      </w:tr>
+    </w:tbl>
+    <w:tbl>
+      <w:tblPr>
+        <w:tblStyle w:val="LightGrid-Accent1"/>
+        <w:tblW w:type="auto" w:w="0"/>
+        <w:tblLook w:firstColumn="1" w:firstRow="1" w:lastColumn="0" w:lastRow="0" w:noHBand="0" w:noVBand="1" w:val="04A0"/>
+      </w:tblPr>
+      <w:tblGrid>
+        <w:gridCol w:w="2160"/>
+        <w:gridCol w:w="2160"/>
+        <w:gridCol w:w="2160"/>
+        <w:gridCol w:w="2160"/>
+      </w:tblGrid>
+      <w:tr>
+        <w:tc>
+          <w:tcPr>
+            <w:tcW w:type="dxa" w:w="2160"/>
+          </w:tcPr>
+          <w:p>
+            <w:r>
+              <w:t>D_anchor</w:t>
+            </w:r>
+          </w:p>
+        </w:tc>
+        <w:tc>
+          <w:tcPr>
+            <w:tcW w:type="dxa" w:w="2160"/>
+          </w:tcPr>
+          <w:p>
+            <w:r>
+              <w:t>33893.00</w:t>
+            </w:r>
+          </w:p>
+        </w:tc>
+        <w:tc>
+          <w:tcPr>
+            <w:tcW w:type="dxa" w:w="2160"/>
+          </w:tcPr>
+          <w:p>
+            <w:r>
+              <w:t>45.74</w:t>
+            </w:r>
+          </w:p>
+        </w:tc>
+        <w:tc>
+          <w:tcPr>
+            <w:tcW w:type="dxa" w:w="2160"/>
+          </w:tcPr>
+          <w:p>
+            <w:r>
+              <w:t>41.96</w:t>
+            </w:r>
+          </w:p>
+        </w:tc>
+      </w:tr>
+    </w:tbl>
+    <w:tbl>
+      <w:tblPr>
+        <w:tblStyle w:val="LightGrid-Accent1"/>
+        <w:tblW w:type="auto" w:w="0"/>
+        <w:tblLook w:firstColumn="1" w:firstRow="1" w:lastColumn="0" w:lastRow="0" w:noHBand="0" w:noVBand="1" w:val="04A0"/>
+      </w:tblPr>
+      <w:tblGrid>
+        <w:gridCol w:w="2160"/>
+        <w:gridCol w:w="2160"/>
+        <w:gridCol w:w="2160"/>
+        <w:gridCol w:w="2160"/>
+      </w:tblGrid>
+      <w:tr>
+        <w:tc>
+          <w:tcPr>
+            <w:tcW w:type="dxa" w:w="2160"/>
+          </w:tcPr>
+          <w:p>
+            <w:r>
+              <w:t>B_midday_full</w:t>
+            </w:r>
+          </w:p>
+        </w:tc>
+        <w:tc>
+          <w:tcPr>
+            <w:tcW w:type="dxa" w:w="2160"/>
+          </w:tcPr>
+          <w:p>
+            <w:r>
+              <w:t>33893.00</w:t>
+            </w:r>
+          </w:p>
+        </w:tc>
+        <w:tc>
+          <w:tcPr>
+            <w:tcW w:type="dxa" w:w="2160"/>
+          </w:tcPr>
+          <w:p>
+            <w:r>
+              <w:t>45.80</w:t>
+            </w:r>
+          </w:p>
+        </w:tc>
+        <w:tc>
+          <w:tcPr>
+            <w:tcW w:type="dxa" w:w="2160"/>
+          </w:tcPr>
+          <w:p>
+            <w:r>
+              <w:t>42.06</w:t>
+            </w:r>
+          </w:p>
+        </w:tc>
+      </w:tr>
+    </w:tbl>
+    <w:tbl>
+      <w:tblPr>
+        <w:tblStyle w:val="LightGrid-Accent1"/>
+        <w:tblW w:type="auto" w:w="0"/>
+        <w:tblLook w:firstColumn="1" w:firstRow="1" w:lastColumn="0" w:lastRow="0" w:noHBand="0" w:noVBand="1" w:val="04A0"/>
+      </w:tblPr>
+      <w:tblGrid>
+        <w:gridCol w:w="2160"/>
+        <w:gridCol w:w="2160"/>
+        <w:gridCol w:w="2160"/>
+        <w:gridCol w:w="2160"/>
+      </w:tblGrid>
+      <w:tr>
+        <w:tc>
+          <w:tcPr>
+            <w:tcW w:type="dxa" w:w="2160"/>
+          </w:tcPr>
+          <w:p>
+            <w:r>
+              <w:t>F_regime</w:t>
+            </w:r>
+          </w:p>
+        </w:tc>
+        <w:tc>
+          <w:tcPr>
+            <w:tcW w:type="dxa" w:w="2160"/>
+          </w:tcPr>
+          <w:p>
+            <w:r>
+              <w:t>33893.00</w:t>
+            </w:r>
+          </w:p>
+        </w:tc>
+        <w:tc>
+          <w:tcPr>
+            <w:tcW w:type="dxa" w:w="2160"/>
+          </w:tcPr>
+          <w:p>
+            <w:r>
+              <w:t>46.79</w:t>
+            </w:r>
+          </w:p>
+        </w:tc>
+        <w:tc>
+          <w:tcPr>
+            <w:tcW w:type="dxa" w:w="2160"/>
+          </w:tcPr>
+          <w:p>
+            <w:r>
+              <w:t>43.25</w:t>
+            </w:r>
+          </w:p>
+        </w:tc>
+      </w:tr>
+    </w:tbl>
+    <w:tbl>
+      <w:tblPr>
+        <w:tblStyle w:val="LightGrid-Accent1"/>
+        <w:tblW w:type="auto" w:w="0"/>
+        <w:tblLook w:firstColumn="1" w:firstRow="1" w:lastColumn="0" w:lastRow="0" w:noHBand="0" w:noVBand="1" w:val="04A0"/>
+      </w:tblPr>
+      <w:tblGrid>
+        <w:gridCol w:w="2160"/>
+        <w:gridCol w:w="2160"/>
+        <w:gridCol w:w="2160"/>
+        <w:gridCol w:w="2160"/>
+      </w:tblGrid>
+      <w:tr>
+        <w:tc>
+          <w:tcPr>
+            <w:tcW w:type="dxa" w:w="2160"/>
+          </w:tcPr>
+          <w:p>
+            <w:r>
+              <w:t>A_QRA</w:t>
+            </w:r>
+          </w:p>
+        </w:tc>
+        <w:tc>
+          <w:tcPr>
+            <w:tcW w:type="dxa" w:w="2160"/>
+          </w:tcPr>
+          <w:p>
+            <w:r>
+              <w:t>33893.00</w:t>
+            </w:r>
+          </w:p>
+        </w:tc>
+        <w:tc>
+          <w:tcPr>
+            <w:tcW w:type="dxa" w:w="2160"/>
+          </w:tcPr>
+          <w:p>
+            <w:r>
+              <w:t>46.98</w:t>
+            </w:r>
+          </w:p>
+        </w:tc>
+        <w:tc>
+          <w:tcPr>
+            <w:tcW w:type="dxa" w:w="2160"/>
+          </w:tcPr>
+          <w:p>
+            <w:r>
+              <w:t>43.98</w:t>
+            </w:r>
+          </w:p>
+        </w:tc>
+      </w:tr>
+    </w:tbl>
+    <w:tbl>
+      <w:tblPr>
+        <w:tblStyle w:val="LightGrid-Accent1"/>
+        <w:tblW w:type="auto" w:w="0"/>
+        <w:tblLook w:firstColumn="1" w:firstRow="1" w:lastColumn="0" w:lastRow="0" w:noHBand="0" w:noVBand="1" w:val="04A0"/>
+      </w:tblPr>
+      <w:tblGrid>
+        <w:gridCol w:w="2160"/>
+        <w:gridCol w:w="2160"/>
+        <w:gridCol w:w="2160"/>
+        <w:gridCol w:w="2160"/>
+      </w:tblGrid>
+      <w:tr>
+        <w:tc>
+          <w:tcPr>
+            <w:tcW w:type="dxa" w:w="2160"/>
+          </w:tcPr>
+          <w:p>
+            <w:r>
+              <w:t>C_seasonal_full</w:t>
+            </w:r>
+          </w:p>
+        </w:tc>
+        <w:tc>
+          <w:tcPr>
+            <w:tcW w:type="dxa" w:w="2160"/>
+          </w:tcPr>
+          <w:p>
+            <w:r>
+              <w:t>33893.00</w:t>
+            </w:r>
+          </w:p>
+        </w:tc>
+        <w:tc>
+          <w:tcPr>
+            <w:tcW w:type="dxa" w:w="2160"/>
+          </w:tcPr>
+          <w:p>
+            <w:r>
+              <w:t>47.67</w:t>
+            </w:r>
+          </w:p>
+        </w:tc>
+        <w:tc>
+          <w:tcPr>
+            <w:tcW w:type="dxa" w:w="2160"/>
+          </w:tcPr>
+          <w:p>
+            <w:r>
+              <w:t>43.94</w:t>
+            </w:r>
+          </w:p>
+        </w:tc>
+      </w:tr>
+    </w:tbl>
+    <w:tbl>
+      <w:tblPr>
+        <w:tblStyle w:val="LightGrid-Accent1"/>
+        <w:tblW w:type="auto" w:w="0"/>
+        <w:tblLook w:firstColumn="1" w:firstRow="1" w:lastColumn="0" w:lastRow="0" w:noHBand="0" w:noVBand="1" w:val="04A0"/>
+      </w:tblPr>
+      <w:tblGrid>
+        <w:gridCol w:w="2160"/>
+        <w:gridCol w:w="2160"/>
+        <w:gridCol w:w="2160"/>
+        <w:gridCol w:w="2160"/>
+      </w:tblGrid>
+      <w:tr>
+        <w:tc>
+          <w:tcPr>
+            <w:tcW w:type="dxa" w:w="2160"/>
+          </w:tcPr>
+          <w:p>
+            <w:r>
+              <w:t>E_huber</w:t>
+            </w:r>
+          </w:p>
+        </w:tc>
+        <w:tc>
+          <w:tcPr>
+            <w:tcW w:type="dxa" w:w="2160"/>
+          </w:tcPr>
+          <w:p>
+            <w:r>
+              <w:t>33893.00</w:t>
+            </w:r>
+          </w:p>
+        </w:tc>
+        <w:tc>
+          <w:tcPr>
+            <w:tcW w:type="dxa" w:w="2160"/>
+          </w:tcPr>
+          <w:p>
+            <w:r>
+              <w:t>57.39</w:t>
+            </w:r>
+          </w:p>
+        </w:tc>
+        <w:tc>
+          <w:tcPr>
+            <w:tcW w:type="dxa" w:w="2160"/>
+          </w:tcPr>
+          <w:p>
+            <w:r>
+              <w:t>56.80</w:t>
+            </w:r>
+          </w:p>
+        </w:tc>
+      </w:tr>
+    </w:tbl>
+    <w:tbl>
+      <w:tblPr>
+        <w:tblStyle w:val="LightGrid-Accent1"/>
+        <w:tblW w:type="auto" w:w="0"/>
+        <w:tblLook w:firstColumn="1" w:firstRow="1" w:lastColumn="0" w:lastRow="0" w:noHBand="0" w:noVBand="1" w:val="04A0"/>
+      </w:tblPr>
+      <w:tblGrid>
+        <w:gridCol w:w="2160"/>
+        <w:gridCol w:w="2160"/>
+        <w:gridCol w:w="2160"/>
+        <w:gridCol w:w="2160"/>
+      </w:tblGrid>
+      <w:tr>
+        <w:tc>
+          <w:tcPr>
+            <w:tcW w:type="dxa" w:w="2160"/>
+          </w:tcPr>
+          <w:p>
+            <w:r>
+              <w:t>A_q95</w:t>
+            </w:r>
+          </w:p>
+        </w:tc>
+        <w:tc>
+          <w:tcPr>
+            <w:tcW w:type="dxa" w:w="2160"/>
+          </w:tcPr>
+          <w:p>
+            <w:r>
+              <w:t>33893.00</w:t>
+            </w:r>
+          </w:p>
+        </w:tc>
+        <w:tc>
+          <w:tcPr>
+            <w:tcW w:type="dxa" w:w="2160"/>
+          </w:tcPr>
+          <w:p>
+            <w:r>
+              <w:t>61.04</w:t>
+            </w:r>
+          </w:p>
+        </w:tc>
+        <w:tc>
+          <w:tcPr>
+            <w:tcW w:type="dxa" w:w="2160"/>
+          </w:tcPr>
+          <w:p>
+            <w:r>
+              <w:t>59.29</w:t>
+            </w:r>
+          </w:p>
+        </w:tc>
+      </w:tr>
+    </w:tbl>
+    <w:tbl>
+      <w:tblPr>
+        <w:tblStyle w:val="LightGrid-Accent1"/>
+        <w:tblW w:type="auto" w:w="0"/>
+        <w:tblLook w:firstColumn="1" w:firstRow="1" w:lastColumn="0" w:lastRow="0" w:noHBand="0" w:noVBand="1" w:val="04A0"/>
+      </w:tblPr>
+      <w:tblGrid>
+        <w:gridCol w:w="2160"/>
+        <w:gridCol w:w="2160"/>
+        <w:gridCol w:w="2160"/>
+        <w:gridCol w:w="2160"/>
+      </w:tblGrid>
+      <w:tr>
+        <w:tc>
+          <w:tcPr>
+            <w:tcW w:type="dxa" w:w="2160"/>
+          </w:tcPr>
+          <w:p>
+            <w:r>
+              <w:t>E_fair</w:t>
+            </w:r>
+          </w:p>
+        </w:tc>
+        <w:tc>
+          <w:tcPr>
+            <w:tcW w:type="dxa" w:w="2160"/>
+          </w:tcPr>
+          <w:p>
+            <w:r>
+              <w:t>33893.00</w:t>
+            </w:r>
+          </w:p>
+        </w:tc>
+        <w:tc>
+          <w:tcPr>
+            <w:tcW w:type="dxa" w:w="2160"/>
+          </w:tcPr>
+          <w:p>
+            <w:r>
+              <w:t>69.65</w:t>
+            </w:r>
+          </w:p>
+        </w:tc>
+        <w:tc>
+          <w:tcPr>
+            <w:tcW w:type="dxa" w:w="2160"/>
+          </w:tcPr>
+          <w:p>
+            <w:r>
+              <w:t>68.89</w:t>
+            </w:r>
+          </w:p>
+        </w:tc>
+      </w:tr>
+    </w:tbl>
+    <w:tbl>
+      <w:tblPr>
+        <w:tblStyle w:val="LightGrid-Accent1"/>
+        <w:tblW w:type="auto" w:w="0"/>
+        <w:tblLook w:firstColumn="1" w:firstRow="1" w:lastColumn="0" w:lastRow="0" w:noHBand="0" w:noVBand="1" w:val="04A0"/>
+      </w:tblPr>
+      <w:tblGrid>
+        <w:gridCol w:w="2160"/>
+        <w:gridCol w:w="2160"/>
+        <w:gridCol w:w="2160"/>
+        <w:gridCol w:w="2160"/>
+      </w:tblGrid>
+      <w:tr>
+        <w:tc>
+          <w:tcPr>
+            <w:tcW w:type="dxa" w:w="2160"/>
+          </w:tcPr>
+          <w:p>
+            <w:r>
+              <w:t>A_q05</w:t>
+            </w:r>
+          </w:p>
+        </w:tc>
+        <w:tc>
+          <w:tcPr>
+            <w:tcW w:type="dxa" w:w="2160"/>
+          </w:tcPr>
+          <w:p>
+            <w:r>
+              <w:t>33893.00</w:t>
+            </w:r>
+          </w:p>
+        </w:tc>
+        <w:tc>
+          <w:tcPr>
+            <w:tcW w:type="dxa" w:w="2160"/>
+          </w:tcPr>
+          <w:p>
+            <w:r>
+              <w:t>76.92</w:t>
+            </w:r>
+          </w:p>
+        </w:tc>
+        <w:tc>
+          <w:tcPr>
+            <w:tcW w:type="dxa" w:w="2160"/>
+          </w:tcPr>
+          <w:p>
+            <w:r>
+              <w:t>73.62</w:t>
+            </w:r>
+          </w:p>
+        </w:tc>
+      </w:tr>
+    </w:tbl>
+    <w:p>
       <w:r>
-        <w:rPr>
-          <w:b/>
-        </w:rPr>
-        <w:t>这些候选不足以晋级</w:t>
+        <w:t>**Legal Oracle (new candidates):** plain sMAPE = **13.34**, floor50 = 10.61, 9-16 bucket = 19.35, n_rows = 33893, invariant_pass = True.</w:t>
       </w:r>
+    </w:p>
+    <w:p>
+      <w:pPr>
+        <w:pStyle w:val="Heading2"/>
+      </w:pPr>
       <w:r>
-        <w:t>，不否定生产系统。</w:t>
+        <w:t>6. Oracle Invariants</w:t>
+      </w:r>
+    </w:p>
+    <w:p>
+      <w:pPr>
+        <w:pStyle w:val="ListBullet"/>
+      </w:pPr>
+      <w:r>
+        <w:t>Calibration oracle: eq_selected==candidate = True, loss ≤ each candidate = True, pass = True.</w:t>
+      </w:r>
+    </w:p>
+    <w:p>
+      <w:pPr>
+        <w:pStyle w:val="ListBullet"/>
+      </w:pPr>
+      <w:r>
+        <w:t>New-candidate oracle: eq_selected==candidate = True, loss ≤ each candidate = True, pass = True.</w:t>
+      </w:r>
+    </w:p>
+    <w:p>
+      <w:pPr>
+        <w:pStyle w:val="Heading2"/>
+      </w:pPr>
+      <w:r>
+        <w:t>7. Conclusion</w:t>
       </w:r>
     </w:p>
     <w:p>
       <w:r>
-        <w:t>---</w:t>
+        <w:t>All 8 V3.1 defects are corrected and guarded by contract tests. The corrected full 2022–2026 rolling-origin replay re-establishes the candidate metrics on a leak-free, business-day-consistent, metric-consistent basis. The legal Oracle remains an EX-POST upper bound (not deployable) and is used only to bound the best achievable per-row loss. The headline figures above **replace** the INVALIDATED_BY_V3.1_R1 numbers; they must not be compared to the old 64.84 / 41.39 / 145.71 values.</w:t>
       </w:r>
     </w:p>
     <w:p>
       <w:pPr>
-        <w:pStyle w:val="Heading1"/>
+        <w:pStyle w:val="Heading2"/>
       </w:pPr>
       <w:r>
-        <w:t>7. 六条新候选 Track 设计回顾（目标③）</w:t>
+        <w:t>8. Reproduction</w:t>
       </w:r>
     </w:p>
     <w:p>
       <w:r>
-        <w:t xml:space="preserve">- </w:t>
-      </w:r>
-      <w:r>
-        <w:rPr>
-          <w:b/>
-        </w:rPr>
-        <w:t>A 尾部分布</w:t>
-      </w:r>
-      <w:r>
-        <w:t>：分位数 LightGBM（q05/q50/q95）+ QRA 集成 → 试图约束尾部，但单点预测仍劣于 DD。</w:t>
+        <w:t>python tools/research/build_full_history_panel.py</w:t>
       </w:r>
     </w:p>
     <w:p>
       <w:r>
-        <w:t xml:space="preserve">- </w:t>
-      </w:r>
-      <w:r>
-        <w:rPr>
-          <w:b/>
-        </w:rPr>
-        <w:t>B 联合午间曲线</w:t>
-      </w:r>
-      <w:r>
-        <w:t>：仅 9-16 训练/预测 → plain 136.68%，反劣（丢失其余时段信息拖累整体）。</w:t>
+        <w:t>python tools/research/full_history_replay.py      # calibration</w:t>
       </w:r>
     </w:p>
     <w:p>
       <w:r>
-        <w:t xml:space="preserve">- </w:t>
-      </w:r>
-      <w:r>
-        <w:rPr>
-          <w:b/>
-        </w:rPr>
-        <w:t>C 季节多尺度</w:t>
-      </w:r>
-      <w:r>
-        <w:t>：冬/夏/肩三模型 → 集成后未见优于 DD。</w:t>
+        <w:t>python tools/research/new_candidates_replay.py    # tracks A-F</w:t>
       </w:r>
     </w:p>
     <w:p>
       <w:r>
-        <w:t xml:space="preserve">- </w:t>
-      </w:r>
-      <w:r>
-        <w:rPr>
-          <w:b/>
-        </w:rPr>
-        <w:t>D 锚点异构</w:t>
-      </w:r>
-      <w:r>
-        <w:t>：DA 价格分箱特征 → 80.54%，接近但仍劣于 DD。</w:t>
+        <w:t>python -m pytest tests/research/ -v               # 35 contract checks</w:t>
       </w:r>
     </w:p>
     <w:p>
       <w:r>
-        <w:t xml:space="preserve">- </w:t>
-      </w:r>
-      <w:r>
-        <w:rPr>
-          <w:b/>
-        </w:rPr>
-        <w:t>E 鲁棒尾部目标</w:t>
-      </w:r>
-      <w:r>
-        <w:t>：fair/huber → huber 113%、fair 爆炸（不可用）。</w:t>
-      </w:r>
-    </w:p>
-    <w:p>
-      <w:r>
-        <w:t xml:space="preserve">- </w:t>
-      </w:r>
-      <w:r>
-        <w:rPr>
-          <w:b/>
-        </w:rPr>
-        <w:t>F 直接机制残差</w:t>
-      </w:r>
-      <w:r>
-        <w:t>：两阶段残差 → 148.57%，最差之一。</w:t>
-      </w:r>
-    </w:p>
-    <w:p>
-      <w:r>
-        <w:t>所有 Track 的失败模式一致：</w:t>
-      </w:r>
-      <w:r>
-        <w:rPr>
-          <w:b/>
-        </w:rPr>
-        <w:t>在合法 OOS 下，朴素 DA 代理已编码了 RT 的主要可预测成分（相关 0.841），额外 ML 复杂度未带来净增益，反引入过拟合/不稳定</w:t>
-      </w:r>
-      <w:r>
-        <w:t>。</w:t>
-      </w:r>
-    </w:p>
-    <w:p>
-      <w:r>
-        <w:t>---</w:t>
-      </w:r>
-    </w:p>
-    <w:p>
-      <w:pPr>
-        <w:pStyle w:val="Heading1"/>
-      </w:pPr>
-      <w:r>
-        <w:t>8. 结论与建议</w:t>
-      </w:r>
-    </w:p>
-    <w:p>
-      <w:r>
-        <w:t xml:space="preserve">- </w:t>
-      </w:r>
-      <w:r>
-        <w:rPr>
-          <w:b/>
-        </w:rPr>
-        <w:t>Verdict</w:t>
-      </w:r>
-      <w:r>
-        <w:t>：`NO_SAFE_CANDIDATE_AFTER_FULL_HISTORY_EVALUATION`。</w:t>
-      </w:r>
-    </w:p>
-    <w:p>
-      <w:r>
-        <w:t xml:space="preserve">- 6 条新 Track </w:t>
-      </w:r>
-      <w:r>
-        <w:rPr>
-          <w:b/>
-        </w:rPr>
-        <w:t>全部输给合法 DD 基线</w:t>
-      </w:r>
-      <w:r>
-        <w:t>，未降低尾部风险，无晋级价值。</w:t>
-      </w:r>
-    </w:p>
-    <w:p>
-      <w:r>
-        <w:t>- 旧 V5.4 "Oracle 天花板"论断在去泄漏后</w:t>
-      </w:r>
-      <w:r>
-        <w:rPr>
-          <w:b/>
-        </w:rPr>
-        <w:t>依然成立且更明确</w:t>
-      </w:r>
-      <w:r>
-        <w:t>：pool 不足，且新模型亦不能补。</w:t>
-      </w:r>
-    </w:p>
-    <w:p>
-      <w:r>
-        <w:t xml:space="preserve">- </w:t>
-      </w:r>
-      <w:r>
-        <w:rPr>
-          <w:b/>
-        </w:rPr>
-        <w:t>建议</w:t>
-      </w:r>
-      <w:r>
-        <w:t>：</w:t>
-      </w:r>
-    </w:p>
-    <w:p>
-      <w:r>
-        <w:t xml:space="preserve">  1. 尾部风险改善需</w:t>
-      </w:r>
-      <w:r>
-        <w:rPr>
-          <w:b/>
-        </w:rPr>
-        <w:t>结构性</w:t>
-      </w:r>
-      <w:r>
-        <w:t>手段（OOD 拒识 + HighRegime + 负价尾安全），非简单新单模型。</w:t>
-      </w:r>
-    </w:p>
-    <w:p>
-      <w:r>
-        <w:t xml:space="preserve">  2. 本报告更正了 V5.4 的泄漏假象，建议同步修订 V5.4 报告相关段落。</w:t>
-      </w:r>
-    </w:p>
-    <w:p>
-      <w:r>
-        <w:t xml:space="preserve">  3. 生产主链保持 A05，本补丁仅作研究存档（Draft PR，RESEARCH ONLY）。</w:t>
-      </w:r>
-    </w:p>
-    <w:p>
-      <w:r>
-        <w:t>---</w:t>
-      </w:r>
-    </w:p>
-    <w:p>
-      <w:pPr>
-        <w:pStyle w:val="Heading1"/>
-      </w:pPr>
-      <w:r>
-        <w:t>9. 交付物清单</w:t>
-      </w:r>
-    </w:p>
-    <w:p>
-      <w:r>
-        <w:t>- `docs/research/V31_RESEARCH_REPORT.md`（本报告）</w:t>
-      </w:r>
-    </w:p>
-    <w:p>
-      <w:r>
-        <w:t>- `data_audit/FULL_HISTORY_CANONICAL_PANEL.parquet`</w:t>
-      </w:r>
-    </w:p>
-    <w:p>
-      <w:r>
-        <w:t>- `data_audit/FH_METRIC_AUDIT.csv`（合法校准基线）</w:t>
-      </w:r>
-    </w:p>
-    <w:p>
-      <w:r>
-        <w:t>- `data_audit/FH_NEW_TRACKS_METRIC_AUDIT.csv`（6 Track）</w:t>
-      </w:r>
-    </w:p>
-    <w:p>
-      <w:r>
-        <w:t>- `data_audit/FH_NEW_TRACKS_ORACLE_AUDIT.md` / `FH_ORACLE_AUDIT.md`</w:t>
-      </w:r>
-    </w:p>
-    <w:p>
-      <w:r>
-        <w:t>- `data_audit/FH_NEW_TRACKS_CORRECTED_RESULTS.csv` / `FH_NEW_TRACKS_FRONTIER.csv`</w:t>
-      </w:r>
-    </w:p>
-    <w:p>
-      <w:r>
-        <w:t>- `data_audit/FH_NEW_TRACKS_ORACLE_ROW.csv`（行级）</w:t>
-      </w:r>
-    </w:p>
-    <w:p>
-      <w:r>
-        <w:t>- `tools/research/build_full_history_panel.py` / `full_history_replay.py` / `new_candidates_replay.py` / `historical_data_discovery.py`</w:t>
-      </w:r>
-    </w:p>
-    <w:p>
-      <w:r>
-        <w:t>- `research_memory/CURRENT_STATE.yaml`（已加 V3.1 段）</w:t>
-      </w:r>
-    </w:p>
-    <w:p>
-      <w:r>
-        <w:t>---</w:t>
-      </w:r>
-    </w:p>
-    <w:p>
-      <w:pPr>
-        <w:pStyle w:val="Heading1"/>
-      </w:pPr>
-      <w:r>
-        <w:t>10. 回归稳健性说明（目标④部分）</w:t>
-      </w:r>
-    </w:p>
-    <w:p>
-      <w:r>
-        <w:t>鉴于主结论（无候选优于 DD）在 expanding 窗口已清晰且方向一致（所有候选 + 所有对照均输 DD），该结论对 seeds/bootstrap/最坏日的扰动具有</w:t>
-      </w:r>
-      <w:r>
-        <w:rPr>
-          <w:b/>
-        </w:rPr>
-        <w:t>构造性稳健性</w:t>
-      </w:r>
-      <w:r>
-        <w:t>：若单模型全输基线，逐种子/自助重采样不会改变"无晋级候选"的判定。完整 10000 次自助 + 留一年交叉验证可作为后续加固，但不改变本次裁决。</w:t>
-      </w:r>
-    </w:p>
-    <w:p>
-      <w:r>
-        <w:t>---</w:t>
-      </w:r>
-    </w:p>
-    <w:p>
-      <w:pPr>
-        <w:pStyle w:val="Heading1"/>
-      </w:pPr>
-      <w:r>
-        <w:t>11. 待办 / 后续</w:t>
-      </w:r>
-    </w:p>
-    <w:p>
-      <w:r>
-        <w:t>- [x] 数据发现 + 全历史面板</w:t>
-      </w:r>
-    </w:p>
-    <w:p>
-      <w:r>
-        <w:t>- [x] 指标 / Oracle 泄漏修复</w:t>
-      </w:r>
-    </w:p>
-    <w:p>
-      <w:r>
-        <w:t>- [x] 6 条新候选 Track 训练 + 滚动回放</w:t>
-      </w:r>
-    </w:p>
-    <w:p>
-      <w:r>
-        <w:t>- [x] 统一指标口径 + Oracle 审计结论</w:t>
-      </w:r>
-    </w:p>
-    <w:p>
-      <w:r>
-        <w:t>- [x] 技术报告 V2（本文件）</w:t>
-      </w:r>
-    </w:p>
-    <w:p>
-      <w:r>
-        <w:t>- [ ] GitHub Draft PR（分支 `research/v3.1-model-upgrade`，仅提交 research 允许清单，绝不碰 main，`promotion_allowed=false`）</w:t>
-      </w:r>
-    </w:p>
-    <w:p>
-      <w:r>
-        <w:t>- [ ] 最终 11 节返回 + Q1–Q17（随 PR 附）</w:t>
-      </w:r>
-    </w:p>
-    <w:p>
-      <w:r>
-        <w:t>---</w:t>
-      </w:r>
-    </w:p>
-    <w:p>
-      <w:r>
-        <w:t>*本报告为研究存档，所有生产逻辑未改动。*</w:t>
+        <w:t>python tools/research/generate_v31_report.py     # this report</w:t>
       </w:r>
     </w:p>
     <w:sectPr>
@@ -2984,10 +3812,6 @@
     <w:name w:val="Normal"/>
     <w:qFormat/>
     <w:rsid w:val="00FC693F"/>
-    <w:rPr>
-      <w:rFonts w:ascii="Calibri" w:hAnsi="Calibri"/>
-      <w:sz w:val="21"/>
-    </w:rPr>
   </w:style>
   <w:style w:type="paragraph" w:styleId="Header">
     <w:name w:val="header"/>
